--- a/plantago_pseudo/table_mmrr.docx
+++ b/plantago_pseudo/table_mmrr.docx
@@ -41,6 +41,7 @@
           <w:trHeight w:val="360" w:hRule="auto"/>
           <w:tblHeader/>
         </w:trPr>
+        header1
         <w:tc>
           <w:tcPr>
             <w:tcBorders>
@@ -486,6 +487,7 @@
         <w:trPr>
           <w:trHeight w:val="360" w:hRule="auto"/>
         </w:trPr>
+        body1
         <w:tc>
           <w:tcPr>
             <w:tcBorders>
@@ -757,7 +759,7 @@
                 <w:szCs w:val="20"/>
                 <w:color w:val="000000"/>
               </w:rPr>
-              <w:t xml:space="preserve">0.404 ns</w:t>
+              <w:t xml:space="preserve">0.730 ns</w:t>
             </w:r>
           </w:p>
         </w:tc>
@@ -931,6 +933,7 @@
         <w:trPr>
           <w:trHeight w:val="360" w:hRule="auto"/>
         </w:trPr>
+        body2
         <w:tc>
           <w:tcPr>
             <w:vMerge w:val="restart"/>
@@ -1038,172 +1041,172 @@
                 <w:szCs w:val="20"/>
                 <w:color w:val="000000"/>
               </w:rPr>
-              <w:t xml:space="preserve">Genetic Dist.</w:t>
-            </w:r>
-          </w:p>
-        </w:tc>
-        <w:tc>
-          <w:tcPr>
-            <w:tcBorders>
-              <w:bottom w:val="none" w:sz="0" w:space="0" w:color="000000"/>
-              <w:top w:val="none" w:sz="0" w:space="0" w:color="000000"/>
-              <w:left w:val="none" w:sz="0" w:space="0" w:color="000000"/>
-              <w:right w:val="none" w:sz="0" w:space="0" w:color="000000"/>
-            </w:tcBorders>
-            <w:shd w:val="clear" w:color="auto" w:fill="FFFFFF"/>
-            <w:tcMar>
-              <w:top w:w="0" w:type="dxa"/>
-              <w:bottom w:w="0" w:type="dxa"/>
-              <w:left w:w="0" w:type="dxa"/>
-              <w:right w:w="0" w:type="dxa"/>
-            </w:tcMar>
-            <w:vAlign w:val="center"/>
-          </w:tcPr>
-          <w:p>
-            <w:pPr>
-              <w:pStyle w:val="Normal"/>
-              <w:jc w:val="left"/>
-              <w:pBdr>
-                <w:bottom w:val="none" w:sz="0" w:space="0" w:color="000000"/>
-                <w:top w:val="none" w:sz="0" w:space="0" w:color="000000"/>
-                <w:left w:val="none" w:sz="0" w:space="0" w:color="000000"/>
-                <w:right w:val="none" w:sz="0" w:space="0" w:color="000000"/>
-              </w:pBdr>
-              <w:spacing w:after="100" w:before="100" w:line="240"/>
-              <w:ind w:left="100" w:right="100" w:firstLine="0" w:firstLineChars="0"/>
-              <w:rPr>
-                <w:rFonts w:ascii="Arial" w:hAnsi="Arial" w:eastAsia="Arial" w:cs="Arial"/>
-                <w:i w:val="false"/>
-                <w:b w:val="false"/>
-                <w:u w:val="none"/>
-                <w:strike w:val="false"/>
-                <w:sz w:val="20"/>
-                <w:szCs w:val="20"/>
-                <w:color w:val="000000"/>
-              </w:rPr>
-            </w:pPr>
-            <w:r>
-              <w:rPr>
-                <w:rFonts w:ascii="Arial" w:hAnsi="Arial" w:eastAsia="Arial" w:cs="Arial"/>
-                <w:i w:val="false"/>
-                <w:b w:val="false"/>
-                <w:u w:val="none"/>
-                <w:strike w:val="false"/>
-                <w:sz w:val="20"/>
-                <w:szCs w:val="20"/>
-                <w:color w:val="000000"/>
-              </w:rPr>
-              <w:t xml:space="preserve">0.501</w:t>
-            </w:r>
-          </w:p>
-        </w:tc>
-        <w:tc>
-          <w:tcPr>
-            <w:tcBorders>
-              <w:bottom w:val="none" w:sz="0" w:space="0" w:color="000000"/>
-              <w:top w:val="none" w:sz="0" w:space="0" w:color="000000"/>
-              <w:left w:val="none" w:sz="0" w:space="0" w:color="000000"/>
-              <w:right w:val="none" w:sz="0" w:space="0" w:color="000000"/>
-            </w:tcBorders>
-            <w:shd w:val="clear" w:color="auto" w:fill="FFFFFF"/>
-            <w:tcMar>
-              <w:top w:w="0" w:type="dxa"/>
-              <w:bottom w:w="0" w:type="dxa"/>
-              <w:left w:w="0" w:type="dxa"/>
-              <w:right w:w="0" w:type="dxa"/>
-            </w:tcMar>
-            <w:vAlign w:val="center"/>
-          </w:tcPr>
-          <w:p>
-            <w:pPr>
-              <w:pStyle w:val="Normal"/>
-              <w:jc w:val="left"/>
-              <w:pBdr>
-                <w:bottom w:val="none" w:sz="0" w:space="0" w:color="000000"/>
-                <w:top w:val="none" w:sz="0" w:space="0" w:color="000000"/>
-                <w:left w:val="none" w:sz="0" w:space="0" w:color="000000"/>
-                <w:right w:val="none" w:sz="0" w:space="0" w:color="000000"/>
-              </w:pBdr>
-              <w:spacing w:after="100" w:before="100" w:line="240"/>
-              <w:ind w:left="100" w:right="100" w:firstLine="0" w:firstLineChars="0"/>
-              <w:rPr>
-                <w:rFonts w:ascii="Arial" w:hAnsi="Arial" w:eastAsia="Arial" w:cs="Arial"/>
-                <w:i w:val="false"/>
-                <w:b w:val="false"/>
-                <w:u w:val="none"/>
-                <w:strike w:val="false"/>
-                <w:sz w:val="20"/>
-                <w:szCs w:val="20"/>
-                <w:color w:val="000000"/>
-              </w:rPr>
-            </w:pPr>
-            <w:r>
-              <w:rPr>
-                <w:rFonts w:ascii="Arial" w:hAnsi="Arial" w:eastAsia="Arial" w:cs="Arial"/>
-                <w:i w:val="false"/>
-                <w:b w:val="false"/>
-                <w:u w:val="none"/>
-                <w:strike w:val="false"/>
-                <w:sz w:val="20"/>
-                <w:szCs w:val="20"/>
-                <w:color w:val="000000"/>
-              </w:rPr>
-              <w:t xml:space="preserve">8.015</w:t>
-            </w:r>
-          </w:p>
-        </w:tc>
-        <w:tc>
-          <w:tcPr>
-            <w:tcBorders>
-              <w:bottom w:val="none" w:sz="0" w:space="0" w:color="000000"/>
-              <w:top w:val="none" w:sz="0" w:space="0" w:color="000000"/>
-              <w:left w:val="none" w:sz="0" w:space="0" w:color="000000"/>
-              <w:right w:val="none" w:sz="0" w:space="0" w:color="000000"/>
-            </w:tcBorders>
-            <w:shd w:val="clear" w:color="auto" w:fill="FFFFFF"/>
-            <w:tcMar>
-              <w:top w:w="0" w:type="dxa"/>
-              <w:bottom w:w="0" w:type="dxa"/>
-              <w:left w:w="0" w:type="dxa"/>
-              <w:right w:w="0" w:type="dxa"/>
-            </w:tcMar>
-            <w:vAlign w:val="center"/>
-          </w:tcPr>
-          <w:p>
-            <w:pPr>
-              <w:pStyle w:val="Normal"/>
-              <w:jc w:val="left"/>
-              <w:pBdr>
-                <w:bottom w:val="none" w:sz="0" w:space="0" w:color="000000"/>
-                <w:top w:val="none" w:sz="0" w:space="0" w:color="000000"/>
-                <w:left w:val="none" w:sz="0" w:space="0" w:color="000000"/>
-                <w:right w:val="none" w:sz="0" w:space="0" w:color="000000"/>
-              </w:pBdr>
-              <w:spacing w:after="100" w:before="100" w:line="240"/>
-              <w:ind w:left="100" w:right="100" w:firstLine="0" w:firstLineChars="0"/>
-              <w:rPr>
-                <w:rFonts w:ascii="Arial" w:hAnsi="Arial" w:eastAsia="Arial" w:cs="Arial"/>
-                <w:i w:val="false"/>
-                <w:b w:val="false"/>
-                <w:u w:val="none"/>
-                <w:strike w:val="false"/>
-                <w:sz w:val="20"/>
-                <w:szCs w:val="20"/>
-                <w:color w:val="000000"/>
-              </w:rPr>
-            </w:pPr>
-            <w:r>
-              <w:rPr>
-                <w:rFonts w:ascii="Arial" w:hAnsi="Arial" w:eastAsia="Arial" w:cs="Arial"/>
-                <w:i w:val="false"/>
-                <w:b w:val="false"/>
-                <w:u w:val="none"/>
-                <w:strike w:val="false"/>
-                <w:sz w:val="20"/>
-                <w:szCs w:val="20"/>
-                <w:color w:val="000000"/>
-              </w:rPr>
-              <w:t xml:space="preserve">0.028*</w:t>
+              <w:t xml:space="preserve">Epigenetic Dist.</w:t>
+            </w:r>
+          </w:p>
+        </w:tc>
+        <w:tc>
+          <w:tcPr>
+            <w:tcBorders>
+              <w:bottom w:val="none" w:sz="0" w:space="0" w:color="000000"/>
+              <w:top w:val="none" w:sz="0" w:space="0" w:color="000000"/>
+              <w:left w:val="none" w:sz="0" w:space="0" w:color="000000"/>
+              <w:right w:val="none" w:sz="0" w:space="0" w:color="000000"/>
+            </w:tcBorders>
+            <w:shd w:val="clear" w:color="auto" w:fill="FFFFFF"/>
+            <w:tcMar>
+              <w:top w:w="0" w:type="dxa"/>
+              <w:bottom w:w="0" w:type="dxa"/>
+              <w:left w:w="0" w:type="dxa"/>
+              <w:right w:w="0" w:type="dxa"/>
+            </w:tcMar>
+            <w:vAlign w:val="center"/>
+          </w:tcPr>
+          <w:p>
+            <w:pPr>
+              <w:pStyle w:val="Normal"/>
+              <w:jc w:val="left"/>
+              <w:pBdr>
+                <w:bottom w:val="none" w:sz="0" w:space="0" w:color="000000"/>
+                <w:top w:val="none" w:sz="0" w:space="0" w:color="000000"/>
+                <w:left w:val="none" w:sz="0" w:space="0" w:color="000000"/>
+                <w:right w:val="none" w:sz="0" w:space="0" w:color="000000"/>
+              </w:pBdr>
+              <w:spacing w:after="100" w:before="100" w:line="240"/>
+              <w:ind w:left="100" w:right="100" w:firstLine="0" w:firstLineChars="0"/>
+              <w:rPr>
+                <w:rFonts w:ascii="Arial" w:hAnsi="Arial" w:eastAsia="Arial" w:cs="Arial"/>
+                <w:i w:val="false"/>
+                <w:b w:val="false"/>
+                <w:u w:val="none"/>
+                <w:strike w:val="false"/>
+                <w:sz w:val="20"/>
+                <w:szCs w:val="20"/>
+                <w:color w:val="000000"/>
+              </w:rPr>
+            </w:pPr>
+            <w:r>
+              <w:rPr>
+                <w:rFonts w:ascii="Arial" w:hAnsi="Arial" w:eastAsia="Arial" w:cs="Arial"/>
+                <w:i w:val="false"/>
+                <w:b w:val="false"/>
+                <w:u w:val="none"/>
+                <w:strike w:val="false"/>
+                <w:sz w:val="20"/>
+                <w:szCs w:val="20"/>
+                <w:color w:val="000000"/>
+              </w:rPr>
+              <w:t xml:space="preserve">-0.073</w:t>
+            </w:r>
+          </w:p>
+        </w:tc>
+        <w:tc>
+          <w:tcPr>
+            <w:tcBorders>
+              <w:bottom w:val="none" w:sz="0" w:space="0" w:color="000000"/>
+              <w:top w:val="none" w:sz="0" w:space="0" w:color="000000"/>
+              <w:left w:val="none" w:sz="0" w:space="0" w:color="000000"/>
+              <w:right w:val="none" w:sz="0" w:space="0" w:color="000000"/>
+            </w:tcBorders>
+            <w:shd w:val="clear" w:color="auto" w:fill="FFFFFF"/>
+            <w:tcMar>
+              <w:top w:w="0" w:type="dxa"/>
+              <w:bottom w:w="0" w:type="dxa"/>
+              <w:left w:w="0" w:type="dxa"/>
+              <w:right w:w="0" w:type="dxa"/>
+            </w:tcMar>
+            <w:vAlign w:val="center"/>
+          </w:tcPr>
+          <w:p>
+            <w:pPr>
+              <w:pStyle w:val="Normal"/>
+              <w:jc w:val="left"/>
+              <w:pBdr>
+                <w:bottom w:val="none" w:sz="0" w:space="0" w:color="000000"/>
+                <w:top w:val="none" w:sz="0" w:space="0" w:color="000000"/>
+                <w:left w:val="none" w:sz="0" w:space="0" w:color="000000"/>
+                <w:right w:val="none" w:sz="0" w:space="0" w:color="000000"/>
+              </w:pBdr>
+              <w:spacing w:after="100" w:before="100" w:line="240"/>
+              <w:ind w:left="100" w:right="100" w:firstLine="0" w:firstLineChars="0"/>
+              <w:rPr>
+                <w:rFonts w:ascii="Arial" w:hAnsi="Arial" w:eastAsia="Arial" w:cs="Arial"/>
+                <w:i w:val="false"/>
+                <w:b w:val="false"/>
+                <w:u w:val="none"/>
+                <w:strike w:val="false"/>
+                <w:sz w:val="20"/>
+                <w:szCs w:val="20"/>
+                <w:color w:val="000000"/>
+              </w:rPr>
+            </w:pPr>
+            <w:r>
+              <w:rPr>
+                <w:rFonts w:ascii="Arial" w:hAnsi="Arial" w:eastAsia="Arial" w:cs="Arial"/>
+                <w:i w:val="false"/>
+                <w:b w:val="false"/>
+                <w:u w:val="none"/>
+                <w:strike w:val="false"/>
+                <w:sz w:val="20"/>
+                <w:szCs w:val="20"/>
+                <w:color w:val="000000"/>
+              </w:rPr>
+              <w:t xml:space="preserve">-2.047</w:t>
+            </w:r>
+          </w:p>
+        </w:tc>
+        <w:tc>
+          <w:tcPr>
+            <w:tcBorders>
+              <w:bottom w:val="none" w:sz="0" w:space="0" w:color="000000"/>
+              <w:top w:val="none" w:sz="0" w:space="0" w:color="000000"/>
+              <w:left w:val="none" w:sz="0" w:space="0" w:color="000000"/>
+              <w:right w:val="none" w:sz="0" w:space="0" w:color="000000"/>
+            </w:tcBorders>
+            <w:shd w:val="clear" w:color="auto" w:fill="FFFFFF"/>
+            <w:tcMar>
+              <w:top w:w="0" w:type="dxa"/>
+              <w:bottom w:w="0" w:type="dxa"/>
+              <w:left w:w="0" w:type="dxa"/>
+              <w:right w:w="0" w:type="dxa"/>
+            </w:tcMar>
+            <w:vAlign w:val="center"/>
+          </w:tcPr>
+          <w:p>
+            <w:pPr>
+              <w:pStyle w:val="Normal"/>
+              <w:jc w:val="left"/>
+              <w:pBdr>
+                <w:bottom w:val="none" w:sz="0" w:space="0" w:color="000000"/>
+                <w:top w:val="none" w:sz="0" w:space="0" w:color="000000"/>
+                <w:left w:val="none" w:sz="0" w:space="0" w:color="000000"/>
+                <w:right w:val="none" w:sz="0" w:space="0" w:color="000000"/>
+              </w:pBdr>
+              <w:spacing w:after="100" w:before="100" w:line="240"/>
+              <w:ind w:left="100" w:right="100" w:firstLine="0" w:firstLineChars="0"/>
+              <w:rPr>
+                <w:rFonts w:ascii="Arial" w:hAnsi="Arial" w:eastAsia="Arial" w:cs="Arial"/>
+                <w:i w:val="false"/>
+                <w:b w:val="false"/>
+                <w:u w:val="none"/>
+                <w:strike w:val="false"/>
+                <w:sz w:val="20"/>
+                <w:szCs w:val="20"/>
+                <w:color w:val="000000"/>
+              </w:rPr>
+            </w:pPr>
+            <w:r>
+              <w:rPr>
+                <w:rFonts w:ascii="Arial" w:hAnsi="Arial" w:eastAsia="Arial" w:cs="Arial"/>
+                <w:i w:val="false"/>
+                <w:b w:val="false"/>
+                <w:u w:val="none"/>
+                <w:strike w:val="false"/>
+                <w:sz w:val="20"/>
+                <w:szCs w:val="20"/>
+                <w:color w:val="000000"/>
+              </w:rPr>
+              <w:t xml:space="preserve">0.560 ns</w:t>
             </w:r>
           </w:p>
         </w:tc>
@@ -1377,6 +1380,7 @@
         <w:trPr>
           <w:trHeight w:val="360" w:hRule="auto"/>
         </w:trPr>
+        body3
         <w:tc>
           <w:tcPr>
             <w:vMerge/>
@@ -1471,172 +1475,7 @@
                 <w:szCs w:val="20"/>
                 <w:color w:val="000000"/>
               </w:rPr>
-              <w:t xml:space="preserve">Epigenetic Dist.</w:t>
-            </w:r>
-          </w:p>
-        </w:tc>
-        <w:tc>
-          <w:tcPr>
-            <w:tcBorders>
-              <w:bottom w:val="none" w:sz="0" w:space="0" w:color="000000"/>
-              <w:top w:val="none" w:sz="0" w:space="0" w:color="000000"/>
-              <w:left w:val="none" w:sz="0" w:space="0" w:color="000000"/>
-              <w:right w:val="none" w:sz="0" w:space="0" w:color="000000"/>
-            </w:tcBorders>
-            <w:shd w:val="clear" w:color="auto" w:fill="FFFFFF"/>
-            <w:tcMar>
-              <w:top w:w="0" w:type="dxa"/>
-              <w:bottom w:w="0" w:type="dxa"/>
-              <w:left w:w="0" w:type="dxa"/>
-              <w:right w:w="0" w:type="dxa"/>
-            </w:tcMar>
-            <w:vAlign w:val="center"/>
-          </w:tcPr>
-          <w:p>
-            <w:pPr>
-              <w:pStyle w:val="Normal"/>
-              <w:jc w:val="left"/>
-              <w:pBdr>
-                <w:bottom w:val="none" w:sz="0" w:space="0" w:color="000000"/>
-                <w:top w:val="none" w:sz="0" w:space="0" w:color="000000"/>
-                <w:left w:val="none" w:sz="0" w:space="0" w:color="000000"/>
-                <w:right w:val="none" w:sz="0" w:space="0" w:color="000000"/>
-              </w:pBdr>
-              <w:spacing w:after="100" w:before="100" w:line="240"/>
-              <w:ind w:left="100" w:right="100" w:firstLine="0" w:firstLineChars="0"/>
-              <w:rPr>
-                <w:rFonts w:ascii="Arial" w:hAnsi="Arial" w:eastAsia="Arial" w:cs="Arial"/>
-                <w:i w:val="false"/>
-                <w:b w:val="false"/>
-                <w:u w:val="none"/>
-                <w:strike w:val="false"/>
-                <w:sz w:val="20"/>
-                <w:szCs w:val="20"/>
-                <w:color w:val="000000"/>
-              </w:rPr>
-            </w:pPr>
-            <w:r>
-              <w:rPr>
-                <w:rFonts w:ascii="Arial" w:hAnsi="Arial" w:eastAsia="Arial" w:cs="Arial"/>
-                <w:i w:val="false"/>
-                <w:b w:val="false"/>
-                <w:u w:val="none"/>
-                <w:strike w:val="false"/>
-                <w:sz w:val="20"/>
-                <w:szCs w:val="20"/>
-                <w:color w:val="000000"/>
-              </w:rPr>
-              <w:t xml:space="preserve">-0.492</w:t>
-            </w:r>
-          </w:p>
-        </w:tc>
-        <w:tc>
-          <w:tcPr>
-            <w:tcBorders>
-              <w:bottom w:val="none" w:sz="0" w:space="0" w:color="000000"/>
-              <w:top w:val="none" w:sz="0" w:space="0" w:color="000000"/>
-              <w:left w:val="none" w:sz="0" w:space="0" w:color="000000"/>
-              <w:right w:val="none" w:sz="0" w:space="0" w:color="000000"/>
-            </w:tcBorders>
-            <w:shd w:val="clear" w:color="auto" w:fill="FFFFFF"/>
-            <w:tcMar>
-              <w:top w:w="0" w:type="dxa"/>
-              <w:bottom w:w="0" w:type="dxa"/>
-              <w:left w:w="0" w:type="dxa"/>
-              <w:right w:w="0" w:type="dxa"/>
-            </w:tcMar>
-            <w:vAlign w:val="center"/>
-          </w:tcPr>
-          <w:p>
-            <w:pPr>
-              <w:pStyle w:val="Normal"/>
-              <w:jc w:val="left"/>
-              <w:pBdr>
-                <w:bottom w:val="none" w:sz="0" w:space="0" w:color="000000"/>
-                <w:top w:val="none" w:sz="0" w:space="0" w:color="000000"/>
-                <w:left w:val="none" w:sz="0" w:space="0" w:color="000000"/>
-                <w:right w:val="none" w:sz="0" w:space="0" w:color="000000"/>
-              </w:pBdr>
-              <w:spacing w:after="100" w:before="100" w:line="240"/>
-              <w:ind w:left="100" w:right="100" w:firstLine="0" w:firstLineChars="0"/>
-              <w:rPr>
-                <w:rFonts w:ascii="Arial" w:hAnsi="Arial" w:eastAsia="Arial" w:cs="Arial"/>
-                <w:i w:val="false"/>
-                <w:b w:val="false"/>
-                <w:u w:val="none"/>
-                <w:strike w:val="false"/>
-                <w:sz w:val="20"/>
-                <w:szCs w:val="20"/>
-                <w:color w:val="000000"/>
-              </w:rPr>
-            </w:pPr>
-            <w:r>
-              <w:rPr>
-                <w:rFonts w:ascii="Arial" w:hAnsi="Arial" w:eastAsia="Arial" w:cs="Arial"/>
-                <w:i w:val="false"/>
-                <w:b w:val="false"/>
-                <w:u w:val="none"/>
-                <w:strike w:val="false"/>
-                <w:sz w:val="20"/>
-                <w:szCs w:val="20"/>
-                <w:color w:val="000000"/>
-              </w:rPr>
-              <w:t xml:space="preserve">-7.866</w:t>
-            </w:r>
-          </w:p>
-        </w:tc>
-        <w:tc>
-          <w:tcPr>
-            <w:tcBorders>
-              <w:bottom w:val="none" w:sz="0" w:space="0" w:color="000000"/>
-              <w:top w:val="none" w:sz="0" w:space="0" w:color="000000"/>
-              <w:left w:val="none" w:sz="0" w:space="0" w:color="000000"/>
-              <w:right w:val="none" w:sz="0" w:space="0" w:color="000000"/>
-            </w:tcBorders>
-            <w:shd w:val="clear" w:color="auto" w:fill="FFFFFF"/>
-            <w:tcMar>
-              <w:top w:w="0" w:type="dxa"/>
-              <w:bottom w:w="0" w:type="dxa"/>
-              <w:left w:w="0" w:type="dxa"/>
-              <w:right w:w="0" w:type="dxa"/>
-            </w:tcMar>
-            <w:vAlign w:val="center"/>
-          </w:tcPr>
-          <w:p>
-            <w:pPr>
-              <w:pStyle w:val="Normal"/>
-              <w:jc w:val="left"/>
-              <w:pBdr>
-                <w:bottom w:val="none" w:sz="0" w:space="0" w:color="000000"/>
-                <w:top w:val="none" w:sz="0" w:space="0" w:color="000000"/>
-                <w:left w:val="none" w:sz="0" w:space="0" w:color="000000"/>
-                <w:right w:val="none" w:sz="0" w:space="0" w:color="000000"/>
-              </w:pBdr>
-              <w:spacing w:after="100" w:before="100" w:line="240"/>
-              <w:ind w:left="100" w:right="100" w:firstLine="0" w:firstLineChars="0"/>
-              <w:rPr>
-                <w:rFonts w:ascii="Arial" w:hAnsi="Arial" w:eastAsia="Arial" w:cs="Arial"/>
-                <w:i w:val="false"/>
-                <w:b w:val="false"/>
-                <w:u w:val="none"/>
-                <w:strike w:val="false"/>
-                <w:sz w:val="20"/>
-                <w:szCs w:val="20"/>
-                <w:color w:val="000000"/>
-              </w:rPr>
-            </w:pPr>
-            <w:r>
-              <w:rPr>
-                <w:rFonts w:ascii="Arial" w:hAnsi="Arial" w:eastAsia="Arial" w:cs="Arial"/>
-                <w:i w:val="false"/>
-                <w:b w:val="false"/>
-                <w:u w:val="none"/>
-                <w:strike w:val="false"/>
-                <w:sz w:val="20"/>
-                <w:szCs w:val="20"/>
-                <w:color w:val="000000"/>
-              </w:rPr>
-              <w:t xml:space="preserve">0.033*</w:t>
+              <w:t xml:space="preserve">Overall model</w:t>
             </w:r>
           </w:p>
         </w:tc>
@@ -1802,6 +1641,171 @@
                 <w:color w:val="000000"/>
               </w:rPr>
               <w:t xml:space="preserve"/>
+            </w:r>
+          </w:p>
+        </w:tc>
+        <w:tc>
+          <w:tcPr>
+            <w:tcBorders>
+              <w:bottom w:val="none" w:sz="0" w:space="0" w:color="000000"/>
+              <w:top w:val="none" w:sz="0" w:space="0" w:color="000000"/>
+              <w:left w:val="none" w:sz="0" w:space="0" w:color="000000"/>
+              <w:right w:val="none" w:sz="0" w:space="0" w:color="000000"/>
+            </w:tcBorders>
+            <w:shd w:val="clear" w:color="auto" w:fill="FFFFFF"/>
+            <w:tcMar>
+              <w:top w:w="0" w:type="dxa"/>
+              <w:bottom w:w="0" w:type="dxa"/>
+              <w:left w:w="0" w:type="dxa"/>
+              <w:right w:w="0" w:type="dxa"/>
+            </w:tcMar>
+            <w:vAlign w:val="center"/>
+          </w:tcPr>
+          <w:p>
+            <w:pPr>
+              <w:pStyle w:val="Normal"/>
+              <w:jc w:val="left"/>
+              <w:pBdr>
+                <w:bottom w:val="none" w:sz="0" w:space="0" w:color="000000"/>
+                <w:top w:val="none" w:sz="0" w:space="0" w:color="000000"/>
+                <w:left w:val="none" w:sz="0" w:space="0" w:color="000000"/>
+                <w:right w:val="none" w:sz="0" w:space="0" w:color="000000"/>
+              </w:pBdr>
+              <w:spacing w:after="100" w:before="100" w:line="240"/>
+              <w:ind w:left="100" w:right="100" w:firstLine="0" w:firstLineChars="0"/>
+              <w:rPr>
+                <w:rFonts w:ascii="Arial" w:hAnsi="Arial" w:eastAsia="Arial" w:cs="Arial"/>
+                <w:i w:val="false"/>
+                <w:b w:val="false"/>
+                <w:u w:val="none"/>
+                <w:strike w:val="false"/>
+                <w:sz w:val="20"/>
+                <w:szCs w:val="20"/>
+                <w:color w:val="000000"/>
+              </w:rPr>
+            </w:pPr>
+            <w:r>
+              <w:rPr>
+                <w:rFonts w:ascii="Arial" w:hAnsi="Arial" w:eastAsia="Arial" w:cs="Arial"/>
+                <w:i w:val="false"/>
+                <w:b w:val="false"/>
+                <w:u w:val="none"/>
+                <w:strike w:val="false"/>
+                <w:sz w:val="20"/>
+                <w:szCs w:val="20"/>
+                <w:color w:val="000000"/>
+              </w:rPr>
+              <w:t xml:space="preserve">4.2</w:t>
+            </w:r>
+          </w:p>
+        </w:tc>
+        <w:tc>
+          <w:tcPr>
+            <w:tcBorders>
+              <w:bottom w:val="none" w:sz="0" w:space="0" w:color="000000"/>
+              <w:top w:val="none" w:sz="0" w:space="0" w:color="000000"/>
+              <w:left w:val="none" w:sz="0" w:space="0" w:color="000000"/>
+              <w:right w:val="none" w:sz="0" w:space="0" w:color="000000"/>
+            </w:tcBorders>
+            <w:shd w:val="clear" w:color="auto" w:fill="FFFFFF"/>
+            <w:tcMar>
+              <w:top w:w="0" w:type="dxa"/>
+              <w:bottom w:w="0" w:type="dxa"/>
+              <w:left w:w="0" w:type="dxa"/>
+              <w:right w:w="0" w:type="dxa"/>
+            </w:tcMar>
+            <w:vAlign w:val="center"/>
+          </w:tcPr>
+          <w:p>
+            <w:pPr>
+              <w:pStyle w:val="Normal"/>
+              <w:jc w:val="left"/>
+              <w:pBdr>
+                <w:bottom w:val="none" w:sz="0" w:space="0" w:color="000000"/>
+                <w:top w:val="none" w:sz="0" w:space="0" w:color="000000"/>
+                <w:left w:val="none" w:sz="0" w:space="0" w:color="000000"/>
+                <w:right w:val="none" w:sz="0" w:space="0" w:color="000000"/>
+              </w:pBdr>
+              <w:spacing w:after="100" w:before="100" w:line="240"/>
+              <w:ind w:left="100" w:right="100" w:firstLine="0" w:firstLineChars="0"/>
+              <w:rPr>
+                <w:rFonts w:ascii="Arial" w:hAnsi="Arial" w:eastAsia="Arial" w:cs="Arial"/>
+                <w:i w:val="false"/>
+                <w:b w:val="false"/>
+                <w:u w:val="none"/>
+                <w:strike w:val="false"/>
+                <w:sz w:val="20"/>
+                <w:szCs w:val="20"/>
+                <w:color w:val="000000"/>
+              </w:rPr>
+            </w:pPr>
+            <w:r>
+              <w:rPr>
+                <w:rFonts w:ascii="Arial" w:hAnsi="Arial" w:eastAsia="Arial" w:cs="Arial"/>
+                <w:i w:val="false"/>
+                <w:b w:val="false"/>
+                <w:u w:val="none"/>
+                <w:strike w:val="false"/>
+                <w:sz w:val="20"/>
+                <w:szCs w:val="20"/>
+                <w:color w:val="000000"/>
+              </w:rPr>
+              <w:t xml:space="preserve">0.560 ns</w:t>
+            </w:r>
+          </w:p>
+        </w:tc>
+        <w:tc>
+          <w:tcPr>
+            <w:tcBorders>
+              <w:bottom w:val="none" w:sz="0" w:space="0" w:color="000000"/>
+              <w:top w:val="none" w:sz="0" w:space="0" w:color="000000"/>
+              <w:left w:val="none" w:sz="0" w:space="0" w:color="000000"/>
+              <w:right w:val="none" w:sz="0" w:space="0" w:color="000000"/>
+            </w:tcBorders>
+            <w:shd w:val="clear" w:color="auto" w:fill="FFFFFF"/>
+            <w:tcMar>
+              <w:top w:w="0" w:type="dxa"/>
+              <w:bottom w:w="0" w:type="dxa"/>
+              <w:left w:w="0" w:type="dxa"/>
+              <w:right w:w="0" w:type="dxa"/>
+            </w:tcMar>
+            <w:vAlign w:val="center"/>
+          </w:tcPr>
+          <w:p>
+            <w:pPr>
+              <w:pStyle w:val="Normal"/>
+              <w:jc w:val="left"/>
+              <w:pBdr>
+                <w:bottom w:val="none" w:sz="0" w:space="0" w:color="000000"/>
+                <w:top w:val="none" w:sz="0" w:space="0" w:color="000000"/>
+                <w:left w:val="none" w:sz="0" w:space="0" w:color="000000"/>
+                <w:right w:val="none" w:sz="0" w:space="0" w:color="000000"/>
+              </w:pBdr>
+              <w:spacing w:after="100" w:before="100" w:line="240"/>
+              <w:ind w:left="100" w:right="100" w:firstLine="0" w:firstLineChars="0"/>
+              <w:rPr>
+                <w:rFonts w:ascii="Arial" w:hAnsi="Arial" w:eastAsia="Arial" w:cs="Arial"/>
+                <w:i w:val="false"/>
+                <w:b w:val="false"/>
+                <w:u w:val="none"/>
+                <w:strike w:val="false"/>
+                <w:sz w:val="20"/>
+                <w:szCs w:val="20"/>
+                <w:color w:val="000000"/>
+              </w:rPr>
+            </w:pPr>
+            <w:r>
+              <w:rPr>
+                <w:rFonts w:ascii="Arial" w:hAnsi="Arial" w:eastAsia="Arial" w:cs="Arial"/>
+                <w:i w:val="false"/>
+                <w:b w:val="false"/>
+                <w:u w:val="none"/>
+                <w:strike w:val="false"/>
+                <w:sz w:val="20"/>
+                <w:szCs w:val="20"/>
+                <w:color w:val="000000"/>
+              </w:rPr>
+              <w:t xml:space="preserve">0.005</w:t>
             </w:r>
           </w:p>
         </w:tc>
@@ -1810,10 +1814,2181 @@
         <w:trPr>
           <w:trHeight w:val="360" w:hRule="auto"/>
         </w:trPr>
+        body4
         <w:tc>
           <w:tcPr>
             <w:vMerge/>
             <w:tcBorders>
+              <w:bottom w:val="none" w:sz="0" w:space="0" w:color="000000"/>
+              <w:top w:val="none" w:sz="0" w:space="0" w:color="000000"/>
+              <w:left w:val="none" w:sz="0" w:space="0" w:color="000000"/>
+              <w:right w:val="none" w:sz="0" w:space="0" w:color="000000"/>
+            </w:tcBorders>
+            <w:shd w:val="clear" w:color="auto" w:fill="FFFFFF"/>
+            <w:tcMar>
+              <w:top w:w="0" w:type="dxa"/>
+              <w:bottom w:w="0" w:type="dxa"/>
+              <w:left w:w="0" w:type="dxa"/>
+              <w:right w:w="0" w:type="dxa"/>
+            </w:tcMar>
+            <w:vAlign w:val="center"/>
+          </w:tcPr>
+          <w:p>
+            <w:pPr>
+              <w:pStyle w:val="Normal"/>
+              <w:jc w:val="left"/>
+              <w:pBdr>
+                <w:bottom w:val="none" w:sz="0" w:space="0" w:color="000000"/>
+                <w:top w:val="none" w:sz="0" w:space="0" w:color="000000"/>
+                <w:left w:val="none" w:sz="0" w:space="0" w:color="000000"/>
+                <w:right w:val="none" w:sz="0" w:space="0" w:color="000000"/>
+              </w:pBdr>
+              <w:spacing w:after="100" w:before="100" w:line="240"/>
+              <w:ind w:left="100" w:right="100" w:firstLine="0" w:firstLineChars="0"/>
+              <w:rPr>
+                <w:rFonts w:ascii="Arial" w:hAnsi="Arial" w:eastAsia="Arial" w:cs="Arial"/>
+                <w:i w:val="false"/>
+                <w:b w:val="false"/>
+                <w:u w:val="none"/>
+                <w:strike w:val="false"/>
+                <w:sz w:val="20"/>
+                <w:szCs w:val="20"/>
+                <w:color w:val="000000"/>
+              </w:rPr>
+            </w:pPr>
+          </w:p>
+        </w:tc>
+        <w:tc>
+          <w:tcPr>
+            <w:tcBorders>
+              <w:bottom w:val="none" w:sz="0" w:space="0" w:color="000000"/>
+              <w:top w:val="none" w:sz="0" w:space="0" w:color="000000"/>
+              <w:left w:val="none" w:sz="0" w:space="0" w:color="000000"/>
+              <w:right w:val="none" w:sz="0" w:space="0" w:color="000000"/>
+            </w:tcBorders>
+            <w:shd w:val="clear" w:color="auto" w:fill="FFFFFF"/>
+            <w:tcMar>
+              <w:top w:w="0" w:type="dxa"/>
+              <w:bottom w:w="0" w:type="dxa"/>
+              <w:left w:w="0" w:type="dxa"/>
+              <w:right w:w="0" w:type="dxa"/>
+            </w:tcMar>
+            <w:vAlign w:val="center"/>
+          </w:tcPr>
+          <w:p>
+            <w:pPr>
+              <w:pStyle w:val="Normal"/>
+              <w:jc w:val="left"/>
+              <w:pBdr>
+                <w:bottom w:val="none" w:sz="0" w:space="0" w:color="000000"/>
+                <w:top w:val="none" w:sz="0" w:space="0" w:color="000000"/>
+                <w:left w:val="none" w:sz="0" w:space="0" w:color="000000"/>
+                <w:right w:val="none" w:sz="0" w:space="0" w:color="000000"/>
+              </w:pBdr>
+              <w:spacing w:after="100" w:before="100" w:line="240"/>
+              <w:ind w:left="100" w:right="100" w:firstLine="0" w:firstLineChars="0"/>
+              <w:rPr>
+                <w:rFonts w:ascii="Arial" w:hAnsi="Arial" w:eastAsia="Arial" w:cs="Arial"/>
+                <w:i w:val="false"/>
+                <w:b w:val="false"/>
+                <w:u w:val="none"/>
+                <w:strike w:val="false"/>
+                <w:sz w:val="20"/>
+                <w:szCs w:val="20"/>
+                <w:color w:val="000000"/>
+              </w:rPr>
+            </w:pPr>
+            <w:r>
+              <w:rPr>
+                <w:rFonts w:ascii="Arial" w:hAnsi="Arial" w:eastAsia="Arial" w:cs="Arial"/>
+                <w:i w:val="false"/>
+                <w:b w:val="false"/>
+                <w:u w:val="none"/>
+                <w:strike w:val="false"/>
+                <w:sz w:val="20"/>
+                <w:szCs w:val="20"/>
+                <w:color w:val="000000"/>
+              </w:rPr>
+              <w:t xml:space="preserve">Intercept</w:t>
+            </w:r>
+          </w:p>
+        </w:tc>
+        <w:tc>
+          <w:tcPr>
+            <w:tcBorders>
+              <w:bottom w:val="none" w:sz="0" w:space="0" w:color="000000"/>
+              <w:top w:val="none" w:sz="0" w:space="0" w:color="000000"/>
+              <w:left w:val="none" w:sz="0" w:space="0" w:color="000000"/>
+              <w:right w:val="none" w:sz="0" w:space="0" w:color="000000"/>
+            </w:tcBorders>
+            <w:shd w:val="clear" w:color="auto" w:fill="FFFFFF"/>
+            <w:tcMar>
+              <w:top w:w="0" w:type="dxa"/>
+              <w:bottom w:w="0" w:type="dxa"/>
+              <w:left w:w="0" w:type="dxa"/>
+              <w:right w:w="0" w:type="dxa"/>
+            </w:tcMar>
+            <w:vAlign w:val="center"/>
+          </w:tcPr>
+          <w:p>
+            <w:pPr>
+              <w:pStyle w:val="Normal"/>
+              <w:jc w:val="left"/>
+              <w:pBdr>
+                <w:bottom w:val="none" w:sz="0" w:space="0" w:color="000000"/>
+                <w:top w:val="none" w:sz="0" w:space="0" w:color="000000"/>
+                <w:left w:val="none" w:sz="0" w:space="0" w:color="000000"/>
+                <w:right w:val="none" w:sz="0" w:space="0" w:color="000000"/>
+              </w:pBdr>
+              <w:spacing w:after="100" w:before="100" w:line="240"/>
+              <w:ind w:left="100" w:right="100" w:firstLine="0" w:firstLineChars="0"/>
+              <w:rPr>
+                <w:rFonts w:ascii="Arial" w:hAnsi="Arial" w:eastAsia="Arial" w:cs="Arial"/>
+                <w:i w:val="false"/>
+                <w:b w:val="false"/>
+                <w:u w:val="none"/>
+                <w:strike w:val="false"/>
+                <w:sz w:val="20"/>
+                <w:szCs w:val="20"/>
+                <w:color w:val="000000"/>
+              </w:rPr>
+            </w:pPr>
+            <w:r>
+              <w:rPr>
+                <w:rFonts w:ascii="Arial" w:hAnsi="Arial" w:eastAsia="Arial" w:cs="Arial"/>
+                <w:i w:val="false"/>
+                <w:b w:val="false"/>
+                <w:u w:val="none"/>
+                <w:strike w:val="false"/>
+                <w:sz w:val="20"/>
+                <w:szCs w:val="20"/>
+                <w:color w:val="000000"/>
+              </w:rPr>
+              <w:t xml:space="preserve">-0.000</w:t>
+            </w:r>
+          </w:p>
+        </w:tc>
+        <w:tc>
+          <w:tcPr>
+            <w:tcBorders>
+              <w:bottom w:val="none" w:sz="0" w:space="0" w:color="000000"/>
+              <w:top w:val="none" w:sz="0" w:space="0" w:color="000000"/>
+              <w:left w:val="none" w:sz="0" w:space="0" w:color="000000"/>
+              <w:right w:val="none" w:sz="0" w:space="0" w:color="000000"/>
+            </w:tcBorders>
+            <w:shd w:val="clear" w:color="auto" w:fill="FFFFFF"/>
+            <w:tcMar>
+              <w:top w:w="0" w:type="dxa"/>
+              <w:bottom w:w="0" w:type="dxa"/>
+              <w:left w:w="0" w:type="dxa"/>
+              <w:right w:w="0" w:type="dxa"/>
+            </w:tcMar>
+            <w:vAlign w:val="center"/>
+          </w:tcPr>
+          <w:p>
+            <w:pPr>
+              <w:pStyle w:val="Normal"/>
+              <w:jc w:val="left"/>
+              <w:pBdr>
+                <w:bottom w:val="none" w:sz="0" w:space="0" w:color="000000"/>
+                <w:top w:val="none" w:sz="0" w:space="0" w:color="000000"/>
+                <w:left w:val="none" w:sz="0" w:space="0" w:color="000000"/>
+                <w:right w:val="none" w:sz="0" w:space="0" w:color="000000"/>
+              </w:pBdr>
+              <w:spacing w:after="100" w:before="100" w:line="240"/>
+              <w:ind w:left="100" w:right="100" w:firstLine="0" w:firstLineChars="0"/>
+              <w:rPr>
+                <w:rFonts w:ascii="Arial" w:hAnsi="Arial" w:eastAsia="Arial" w:cs="Arial"/>
+                <w:i w:val="false"/>
+                <w:b w:val="false"/>
+                <w:u w:val="none"/>
+                <w:strike w:val="false"/>
+                <w:sz w:val="20"/>
+                <w:szCs w:val="20"/>
+                <w:color w:val="000000"/>
+              </w:rPr>
+            </w:pPr>
+            <w:r>
+              <w:rPr>
+                <w:rFonts w:ascii="Arial" w:hAnsi="Arial" w:eastAsia="Arial" w:cs="Arial"/>
+                <w:i w:val="false"/>
+                <w:b w:val="false"/>
+                <w:u w:val="none"/>
+                <w:strike w:val="false"/>
+                <w:sz w:val="20"/>
+                <w:szCs w:val="20"/>
+                <w:color w:val="000000"/>
+              </w:rPr>
+              <w:t xml:space="preserve">-0.000</w:t>
+            </w:r>
+          </w:p>
+        </w:tc>
+        <w:tc>
+          <w:tcPr>
+            <w:tcBorders>
+              <w:bottom w:val="none" w:sz="0" w:space="0" w:color="000000"/>
+              <w:top w:val="none" w:sz="0" w:space="0" w:color="000000"/>
+              <w:left w:val="none" w:sz="0" w:space="0" w:color="000000"/>
+              <w:right w:val="none" w:sz="0" w:space="0" w:color="000000"/>
+            </w:tcBorders>
+            <w:shd w:val="clear" w:color="auto" w:fill="FFFFFF"/>
+            <w:tcMar>
+              <w:top w:w="0" w:type="dxa"/>
+              <w:bottom w:w="0" w:type="dxa"/>
+              <w:left w:w="0" w:type="dxa"/>
+              <w:right w:w="0" w:type="dxa"/>
+            </w:tcMar>
+            <w:vAlign w:val="center"/>
+          </w:tcPr>
+          <w:p>
+            <w:pPr>
+              <w:pStyle w:val="Normal"/>
+              <w:jc w:val="left"/>
+              <w:pBdr>
+                <w:bottom w:val="none" w:sz="0" w:space="0" w:color="000000"/>
+                <w:top w:val="none" w:sz="0" w:space="0" w:color="000000"/>
+                <w:left w:val="none" w:sz="0" w:space="0" w:color="000000"/>
+                <w:right w:val="none" w:sz="0" w:space="0" w:color="000000"/>
+              </w:pBdr>
+              <w:spacing w:after="100" w:before="100" w:line="240"/>
+              <w:ind w:left="100" w:right="100" w:firstLine="0" w:firstLineChars="0"/>
+              <w:rPr>
+                <w:rFonts w:ascii="Arial" w:hAnsi="Arial" w:eastAsia="Arial" w:cs="Arial"/>
+                <w:i w:val="false"/>
+                <w:b w:val="false"/>
+                <w:u w:val="none"/>
+                <w:strike w:val="false"/>
+                <w:sz w:val="20"/>
+                <w:szCs w:val="20"/>
+                <w:color w:val="000000"/>
+              </w:rPr>
+            </w:pPr>
+            <w:r>
+              <w:rPr>
+                <w:rFonts w:ascii="Arial" w:hAnsi="Arial" w:eastAsia="Arial" w:cs="Arial"/>
+                <w:i w:val="false"/>
+                <w:b w:val="false"/>
+                <w:u w:val="none"/>
+                <w:strike w:val="false"/>
+                <w:sz w:val="20"/>
+                <w:szCs w:val="20"/>
+                <w:color w:val="000000"/>
+              </w:rPr>
+              <w:t xml:space="preserve">0.984 ns</w:t>
+            </w:r>
+          </w:p>
+        </w:tc>
+        <w:tc>
+          <w:tcPr>
+            <w:tcBorders>
+              <w:bottom w:val="none" w:sz="0" w:space="0" w:color="000000"/>
+              <w:top w:val="none" w:sz="0" w:space="0" w:color="000000"/>
+              <w:left w:val="none" w:sz="0" w:space="0" w:color="000000"/>
+              <w:right w:val="none" w:sz="0" w:space="0" w:color="000000"/>
+            </w:tcBorders>
+            <w:shd w:val="clear" w:color="auto" w:fill="FFFFFF"/>
+            <w:tcMar>
+              <w:top w:w="0" w:type="dxa"/>
+              <w:bottom w:w="0" w:type="dxa"/>
+              <w:left w:w="0" w:type="dxa"/>
+              <w:right w:w="0" w:type="dxa"/>
+            </w:tcMar>
+            <w:vAlign w:val="center"/>
+          </w:tcPr>
+          <w:p>
+            <w:pPr>
+              <w:pStyle w:val="Normal"/>
+              <w:jc w:val="left"/>
+              <w:pBdr>
+                <w:bottom w:val="none" w:sz="0" w:space="0" w:color="000000"/>
+                <w:top w:val="none" w:sz="0" w:space="0" w:color="000000"/>
+                <w:left w:val="none" w:sz="0" w:space="0" w:color="000000"/>
+                <w:right w:val="none" w:sz="0" w:space="0" w:color="000000"/>
+              </w:pBdr>
+              <w:spacing w:after="100" w:before="100" w:line="240"/>
+              <w:ind w:left="100" w:right="100" w:firstLine="0" w:firstLineChars="0"/>
+              <w:rPr>
+                <w:rFonts w:ascii="Arial" w:hAnsi="Arial" w:eastAsia="Arial" w:cs="Arial"/>
+                <w:i w:val="false"/>
+                <w:b w:val="false"/>
+                <w:u w:val="none"/>
+                <w:strike w:val="false"/>
+                <w:sz w:val="20"/>
+                <w:szCs w:val="20"/>
+                <w:color w:val="000000"/>
+              </w:rPr>
+            </w:pPr>
+            <w:r>
+              <w:rPr>
+                <w:rFonts w:ascii="Arial" w:hAnsi="Arial" w:eastAsia="Arial" w:cs="Arial"/>
+                <w:i w:val="false"/>
+                <w:b w:val="false"/>
+                <w:u w:val="none"/>
+                <w:strike w:val="false"/>
+                <w:sz w:val="20"/>
+                <w:szCs w:val="20"/>
+                <w:color w:val="000000"/>
+              </w:rPr>
+              <w:t xml:space="preserve"/>
+            </w:r>
+          </w:p>
+        </w:tc>
+        <w:tc>
+          <w:tcPr>
+            <w:tcBorders>
+              <w:bottom w:val="none" w:sz="0" w:space="0" w:color="000000"/>
+              <w:top w:val="none" w:sz="0" w:space="0" w:color="000000"/>
+              <w:left w:val="none" w:sz="0" w:space="0" w:color="000000"/>
+              <w:right w:val="none" w:sz="0" w:space="0" w:color="000000"/>
+            </w:tcBorders>
+            <w:shd w:val="clear" w:color="auto" w:fill="FFFFFF"/>
+            <w:tcMar>
+              <w:top w:w="0" w:type="dxa"/>
+              <w:bottom w:w="0" w:type="dxa"/>
+              <w:left w:w="0" w:type="dxa"/>
+              <w:right w:w="0" w:type="dxa"/>
+            </w:tcMar>
+            <w:vAlign w:val="center"/>
+          </w:tcPr>
+          <w:p>
+            <w:pPr>
+              <w:pStyle w:val="Normal"/>
+              <w:jc w:val="left"/>
+              <w:pBdr>
+                <w:bottom w:val="none" w:sz="0" w:space="0" w:color="000000"/>
+                <w:top w:val="none" w:sz="0" w:space="0" w:color="000000"/>
+                <w:left w:val="none" w:sz="0" w:space="0" w:color="000000"/>
+                <w:right w:val="none" w:sz="0" w:space="0" w:color="000000"/>
+              </w:pBdr>
+              <w:spacing w:after="100" w:before="100" w:line="240"/>
+              <w:ind w:left="100" w:right="100" w:firstLine="0" w:firstLineChars="0"/>
+              <w:rPr>
+                <w:rFonts w:ascii="Arial" w:hAnsi="Arial" w:eastAsia="Arial" w:cs="Arial"/>
+                <w:i w:val="false"/>
+                <w:b w:val="false"/>
+                <w:u w:val="none"/>
+                <w:strike w:val="false"/>
+                <w:sz w:val="20"/>
+                <w:szCs w:val="20"/>
+                <w:color w:val="000000"/>
+              </w:rPr>
+            </w:pPr>
+            <w:r>
+              <w:rPr>
+                <w:rFonts w:ascii="Arial" w:hAnsi="Arial" w:eastAsia="Arial" w:cs="Arial"/>
+                <w:i w:val="false"/>
+                <w:b w:val="false"/>
+                <w:u w:val="none"/>
+                <w:strike w:val="false"/>
+                <w:sz w:val="20"/>
+                <w:szCs w:val="20"/>
+                <w:color w:val="000000"/>
+              </w:rPr>
+              <w:t xml:space="preserve"/>
+            </w:r>
+          </w:p>
+        </w:tc>
+        <w:tc>
+          <w:tcPr>
+            <w:tcBorders>
+              <w:bottom w:val="none" w:sz="0" w:space="0" w:color="000000"/>
+              <w:top w:val="none" w:sz="0" w:space="0" w:color="000000"/>
+              <w:left w:val="none" w:sz="0" w:space="0" w:color="000000"/>
+              <w:right w:val="none" w:sz="0" w:space="0" w:color="000000"/>
+            </w:tcBorders>
+            <w:shd w:val="clear" w:color="auto" w:fill="FFFFFF"/>
+            <w:tcMar>
+              <w:top w:w="0" w:type="dxa"/>
+              <w:bottom w:w="0" w:type="dxa"/>
+              <w:left w:w="0" w:type="dxa"/>
+              <w:right w:w="0" w:type="dxa"/>
+            </w:tcMar>
+            <w:vAlign w:val="center"/>
+          </w:tcPr>
+          <w:p>
+            <w:pPr>
+              <w:pStyle w:val="Normal"/>
+              <w:jc w:val="left"/>
+              <w:pBdr>
+                <w:bottom w:val="none" w:sz="0" w:space="0" w:color="000000"/>
+                <w:top w:val="none" w:sz="0" w:space="0" w:color="000000"/>
+                <w:left w:val="none" w:sz="0" w:space="0" w:color="000000"/>
+                <w:right w:val="none" w:sz="0" w:space="0" w:color="000000"/>
+              </w:pBdr>
+              <w:spacing w:after="100" w:before="100" w:line="240"/>
+              <w:ind w:left="100" w:right="100" w:firstLine="0" w:firstLineChars="0"/>
+              <w:rPr>
+                <w:rFonts w:ascii="Arial" w:hAnsi="Arial" w:eastAsia="Arial" w:cs="Arial"/>
+                <w:i w:val="false"/>
+                <w:b w:val="false"/>
+                <w:u w:val="none"/>
+                <w:strike w:val="false"/>
+                <w:sz w:val="20"/>
+                <w:szCs w:val="20"/>
+                <w:color w:val="000000"/>
+              </w:rPr>
+            </w:pPr>
+            <w:r>
+              <w:rPr>
+                <w:rFonts w:ascii="Arial" w:hAnsi="Arial" w:eastAsia="Arial" w:cs="Arial"/>
+                <w:i w:val="false"/>
+                <w:b w:val="false"/>
+                <w:u w:val="none"/>
+                <w:strike w:val="false"/>
+                <w:sz w:val="20"/>
+                <w:szCs w:val="20"/>
+                <w:color w:val="000000"/>
+              </w:rPr>
+              <w:t xml:space="preserve"/>
+            </w:r>
+          </w:p>
+        </w:tc>
+      </w:tr>
+      <w:tr>
+        <w:trPr>
+          <w:trHeight w:val="360" w:hRule="auto"/>
+        </w:trPr>
+        body5
+        <w:tc>
+          <w:tcPr>
+            <w:vMerge/>
+            <w:tcBorders>
+              <w:bottom w:val="none" w:sz="0" w:space="0" w:color="000000"/>
+              <w:top w:val="none" w:sz="0" w:space="0" w:color="000000"/>
+              <w:left w:val="none" w:sz="0" w:space="0" w:color="000000"/>
+              <w:right w:val="none" w:sz="0" w:space="0" w:color="000000"/>
+            </w:tcBorders>
+            <w:shd w:val="clear" w:color="auto" w:fill="FFFFFF"/>
+            <w:tcMar>
+              <w:top w:w="0" w:type="dxa"/>
+              <w:bottom w:w="0" w:type="dxa"/>
+              <w:left w:w="0" w:type="dxa"/>
+              <w:right w:w="0" w:type="dxa"/>
+            </w:tcMar>
+            <w:vAlign w:val="center"/>
+          </w:tcPr>
+          <w:p>
+            <w:pPr>
+              <w:pStyle w:val="Normal"/>
+              <w:jc w:val="left"/>
+              <w:pBdr>
+                <w:bottom w:val="none" w:sz="0" w:space="0" w:color="000000"/>
+                <w:top w:val="none" w:sz="0" w:space="0" w:color="000000"/>
+                <w:left w:val="none" w:sz="0" w:space="0" w:color="000000"/>
+                <w:right w:val="none" w:sz="0" w:space="0" w:color="000000"/>
+              </w:pBdr>
+              <w:spacing w:after="100" w:before="100" w:line="240"/>
+              <w:ind w:left="100" w:right="100" w:firstLine="0" w:firstLineChars="0"/>
+              <w:rPr>
+                <w:rFonts w:ascii="Arial" w:hAnsi="Arial" w:eastAsia="Arial" w:cs="Arial"/>
+                <w:i w:val="false"/>
+                <w:b w:val="false"/>
+                <w:u w:val="none"/>
+                <w:strike w:val="false"/>
+                <w:sz w:val="20"/>
+                <w:szCs w:val="20"/>
+                <w:color w:val="000000"/>
+              </w:rPr>
+            </w:pPr>
+          </w:p>
+        </w:tc>
+        <w:tc>
+          <w:tcPr>
+            <w:tcBorders>
+              <w:bottom w:val="none" w:sz="0" w:space="0" w:color="000000"/>
+              <w:top w:val="none" w:sz="0" w:space="0" w:color="000000"/>
+              <w:left w:val="none" w:sz="0" w:space="0" w:color="000000"/>
+              <w:right w:val="none" w:sz="0" w:space="0" w:color="000000"/>
+            </w:tcBorders>
+            <w:shd w:val="clear" w:color="auto" w:fill="FFFFFF"/>
+            <w:tcMar>
+              <w:top w:w="0" w:type="dxa"/>
+              <w:bottom w:w="0" w:type="dxa"/>
+              <w:left w:w="0" w:type="dxa"/>
+              <w:right w:w="0" w:type="dxa"/>
+            </w:tcMar>
+            <w:vAlign w:val="center"/>
+          </w:tcPr>
+          <w:p>
+            <w:pPr>
+              <w:pStyle w:val="Normal"/>
+              <w:jc w:val="left"/>
+              <w:pBdr>
+                <w:bottom w:val="none" w:sz="0" w:space="0" w:color="000000"/>
+                <w:top w:val="none" w:sz="0" w:space="0" w:color="000000"/>
+                <w:left w:val="none" w:sz="0" w:space="0" w:color="000000"/>
+                <w:right w:val="none" w:sz="0" w:space="0" w:color="000000"/>
+              </w:pBdr>
+              <w:spacing w:after="100" w:before="100" w:line="240"/>
+              <w:ind w:left="100" w:right="100" w:firstLine="0" w:firstLineChars="0"/>
+              <w:rPr>
+                <w:rFonts w:ascii="Arial" w:hAnsi="Arial" w:eastAsia="Arial" w:cs="Arial"/>
+                <w:i w:val="false"/>
+                <w:b w:val="false"/>
+                <w:u w:val="none"/>
+                <w:strike w:val="false"/>
+                <w:sz w:val="20"/>
+                <w:szCs w:val="20"/>
+                <w:color w:val="000000"/>
+              </w:rPr>
+            </w:pPr>
+            <w:r>
+              <w:rPr>
+                <w:rFonts w:ascii="Arial" w:hAnsi="Arial" w:eastAsia="Arial" w:cs="Arial"/>
+                <w:i w:val="false"/>
+                <w:b w:val="false"/>
+                <w:u w:val="none"/>
+                <w:strike w:val="false"/>
+                <w:sz w:val="20"/>
+                <w:szCs w:val="20"/>
+                <w:color w:val="000000"/>
+              </w:rPr>
+              <w:t xml:space="preserve">Genetic Dist.</w:t>
+            </w:r>
+          </w:p>
+        </w:tc>
+        <w:tc>
+          <w:tcPr>
+            <w:tcBorders>
+              <w:bottom w:val="none" w:sz="0" w:space="0" w:color="000000"/>
+              <w:top w:val="none" w:sz="0" w:space="0" w:color="000000"/>
+              <w:left w:val="none" w:sz="0" w:space="0" w:color="000000"/>
+              <w:right w:val="none" w:sz="0" w:space="0" w:color="000000"/>
+            </w:tcBorders>
+            <w:shd w:val="clear" w:color="auto" w:fill="FFFFFF"/>
+            <w:tcMar>
+              <w:top w:w="0" w:type="dxa"/>
+              <w:bottom w:w="0" w:type="dxa"/>
+              <w:left w:w="0" w:type="dxa"/>
+              <w:right w:w="0" w:type="dxa"/>
+            </w:tcMar>
+            <w:vAlign w:val="center"/>
+          </w:tcPr>
+          <w:p>
+            <w:pPr>
+              <w:pStyle w:val="Normal"/>
+              <w:jc w:val="left"/>
+              <w:pBdr>
+                <w:bottom w:val="none" w:sz="0" w:space="0" w:color="000000"/>
+                <w:top w:val="none" w:sz="0" w:space="0" w:color="000000"/>
+                <w:left w:val="none" w:sz="0" w:space="0" w:color="000000"/>
+                <w:right w:val="none" w:sz="0" w:space="0" w:color="000000"/>
+              </w:pBdr>
+              <w:spacing w:after="100" w:before="100" w:line="240"/>
+              <w:ind w:left="100" w:right="100" w:firstLine="0" w:firstLineChars="0"/>
+              <w:rPr>
+                <w:rFonts w:ascii="Arial" w:hAnsi="Arial" w:eastAsia="Arial" w:cs="Arial"/>
+                <w:i w:val="false"/>
+                <w:b w:val="false"/>
+                <w:u w:val="none"/>
+                <w:strike w:val="false"/>
+                <w:sz w:val="20"/>
+                <w:szCs w:val="20"/>
+                <w:color w:val="000000"/>
+              </w:rPr>
+            </w:pPr>
+            <w:r>
+              <w:rPr>
+                <w:rFonts w:ascii="Arial" w:hAnsi="Arial" w:eastAsia="Arial" w:cs="Arial"/>
+                <w:i w:val="false"/>
+                <w:b w:val="false"/>
+                <w:u w:val="none"/>
+                <w:strike w:val="false"/>
+                <w:sz w:val="20"/>
+                <w:szCs w:val="20"/>
+                <w:color w:val="000000"/>
+              </w:rPr>
+              <w:t xml:space="preserve">0.090</w:t>
+            </w:r>
+          </w:p>
+        </w:tc>
+        <w:tc>
+          <w:tcPr>
+            <w:tcBorders>
+              <w:bottom w:val="none" w:sz="0" w:space="0" w:color="000000"/>
+              <w:top w:val="none" w:sz="0" w:space="0" w:color="000000"/>
+              <w:left w:val="none" w:sz="0" w:space="0" w:color="000000"/>
+              <w:right w:val="none" w:sz="0" w:space="0" w:color="000000"/>
+            </w:tcBorders>
+            <w:shd w:val="clear" w:color="auto" w:fill="FFFFFF"/>
+            <w:tcMar>
+              <w:top w:w="0" w:type="dxa"/>
+              <w:bottom w:w="0" w:type="dxa"/>
+              <w:left w:w="0" w:type="dxa"/>
+              <w:right w:w="0" w:type="dxa"/>
+            </w:tcMar>
+            <w:vAlign w:val="center"/>
+          </w:tcPr>
+          <w:p>
+            <w:pPr>
+              <w:pStyle w:val="Normal"/>
+              <w:jc w:val="left"/>
+              <w:pBdr>
+                <w:bottom w:val="none" w:sz="0" w:space="0" w:color="000000"/>
+                <w:top w:val="none" w:sz="0" w:space="0" w:color="000000"/>
+                <w:left w:val="none" w:sz="0" w:space="0" w:color="000000"/>
+                <w:right w:val="none" w:sz="0" w:space="0" w:color="000000"/>
+              </w:pBdr>
+              <w:spacing w:after="100" w:before="100" w:line="240"/>
+              <w:ind w:left="100" w:right="100" w:firstLine="0" w:firstLineChars="0"/>
+              <w:rPr>
+                <w:rFonts w:ascii="Arial" w:hAnsi="Arial" w:eastAsia="Arial" w:cs="Arial"/>
+                <w:i w:val="false"/>
+                <w:b w:val="false"/>
+                <w:u w:val="none"/>
+                <w:strike w:val="false"/>
+                <w:sz w:val="20"/>
+                <w:szCs w:val="20"/>
+                <w:color w:val="000000"/>
+              </w:rPr>
+            </w:pPr>
+            <w:r>
+              <w:rPr>
+                <w:rFonts w:ascii="Arial" w:hAnsi="Arial" w:eastAsia="Arial" w:cs="Arial"/>
+                <w:i w:val="false"/>
+                <w:b w:val="false"/>
+                <w:u w:val="none"/>
+                <w:strike w:val="false"/>
+                <w:sz w:val="20"/>
+                <w:szCs w:val="20"/>
+                <w:color w:val="000000"/>
+              </w:rPr>
+              <w:t xml:space="preserve">2.530</w:t>
+            </w:r>
+          </w:p>
+        </w:tc>
+        <w:tc>
+          <w:tcPr>
+            <w:tcBorders>
+              <w:bottom w:val="none" w:sz="0" w:space="0" w:color="000000"/>
+              <w:top w:val="none" w:sz="0" w:space="0" w:color="000000"/>
+              <w:left w:val="none" w:sz="0" w:space="0" w:color="000000"/>
+              <w:right w:val="none" w:sz="0" w:space="0" w:color="000000"/>
+            </w:tcBorders>
+            <w:shd w:val="clear" w:color="auto" w:fill="FFFFFF"/>
+            <w:tcMar>
+              <w:top w:w="0" w:type="dxa"/>
+              <w:bottom w:w="0" w:type="dxa"/>
+              <w:left w:w="0" w:type="dxa"/>
+              <w:right w:w="0" w:type="dxa"/>
+            </w:tcMar>
+            <w:vAlign w:val="center"/>
+          </w:tcPr>
+          <w:p>
+            <w:pPr>
+              <w:pStyle w:val="Normal"/>
+              <w:jc w:val="left"/>
+              <w:pBdr>
+                <w:bottom w:val="none" w:sz="0" w:space="0" w:color="000000"/>
+                <w:top w:val="none" w:sz="0" w:space="0" w:color="000000"/>
+                <w:left w:val="none" w:sz="0" w:space="0" w:color="000000"/>
+                <w:right w:val="none" w:sz="0" w:space="0" w:color="000000"/>
+              </w:pBdr>
+              <w:spacing w:after="100" w:before="100" w:line="240"/>
+              <w:ind w:left="100" w:right="100" w:firstLine="0" w:firstLineChars="0"/>
+              <w:rPr>
+                <w:rFonts w:ascii="Arial" w:hAnsi="Arial" w:eastAsia="Arial" w:cs="Arial"/>
+                <w:i w:val="false"/>
+                <w:b w:val="false"/>
+                <w:u w:val="none"/>
+                <w:strike w:val="false"/>
+                <w:sz w:val="20"/>
+                <w:szCs w:val="20"/>
+                <w:color w:val="000000"/>
+              </w:rPr>
+            </w:pPr>
+            <w:r>
+              <w:rPr>
+                <w:rFonts w:ascii="Arial" w:hAnsi="Arial" w:eastAsia="Arial" w:cs="Arial"/>
+                <w:i w:val="false"/>
+                <w:b w:val="false"/>
+                <w:u w:val="none"/>
+                <w:strike w:val="false"/>
+                <w:sz w:val="20"/>
+                <w:szCs w:val="20"/>
+                <w:color w:val="000000"/>
+              </w:rPr>
+              <w:t xml:space="preserve">0.478 ns</w:t>
+            </w:r>
+          </w:p>
+        </w:tc>
+        <w:tc>
+          <w:tcPr>
+            <w:tcBorders>
+              <w:bottom w:val="none" w:sz="0" w:space="0" w:color="000000"/>
+              <w:top w:val="none" w:sz="0" w:space="0" w:color="000000"/>
+              <w:left w:val="none" w:sz="0" w:space="0" w:color="000000"/>
+              <w:right w:val="none" w:sz="0" w:space="0" w:color="000000"/>
+            </w:tcBorders>
+            <w:shd w:val="clear" w:color="auto" w:fill="FFFFFF"/>
+            <w:tcMar>
+              <w:top w:w="0" w:type="dxa"/>
+              <w:bottom w:w="0" w:type="dxa"/>
+              <w:left w:w="0" w:type="dxa"/>
+              <w:right w:w="0" w:type="dxa"/>
+            </w:tcMar>
+            <w:vAlign w:val="center"/>
+          </w:tcPr>
+          <w:p>
+            <w:pPr>
+              <w:pStyle w:val="Normal"/>
+              <w:jc w:val="left"/>
+              <w:pBdr>
+                <w:bottom w:val="none" w:sz="0" w:space="0" w:color="000000"/>
+                <w:top w:val="none" w:sz="0" w:space="0" w:color="000000"/>
+                <w:left w:val="none" w:sz="0" w:space="0" w:color="000000"/>
+                <w:right w:val="none" w:sz="0" w:space="0" w:color="000000"/>
+              </w:pBdr>
+              <w:spacing w:after="100" w:before="100" w:line="240"/>
+              <w:ind w:left="100" w:right="100" w:firstLine="0" w:firstLineChars="0"/>
+              <w:rPr>
+                <w:rFonts w:ascii="Arial" w:hAnsi="Arial" w:eastAsia="Arial" w:cs="Arial"/>
+                <w:i w:val="false"/>
+                <w:b w:val="false"/>
+                <w:u w:val="none"/>
+                <w:strike w:val="false"/>
+                <w:sz w:val="20"/>
+                <w:szCs w:val="20"/>
+                <w:color w:val="000000"/>
+              </w:rPr>
+            </w:pPr>
+            <w:r>
+              <w:rPr>
+                <w:rFonts w:ascii="Arial" w:hAnsi="Arial" w:eastAsia="Arial" w:cs="Arial"/>
+                <w:i w:val="false"/>
+                <w:b w:val="false"/>
+                <w:u w:val="none"/>
+                <w:strike w:val="false"/>
+                <w:sz w:val="20"/>
+                <w:szCs w:val="20"/>
+                <w:color w:val="000000"/>
+              </w:rPr>
+              <w:t xml:space="preserve"/>
+            </w:r>
+          </w:p>
+        </w:tc>
+        <w:tc>
+          <w:tcPr>
+            <w:tcBorders>
+              <w:bottom w:val="none" w:sz="0" w:space="0" w:color="000000"/>
+              <w:top w:val="none" w:sz="0" w:space="0" w:color="000000"/>
+              <w:left w:val="none" w:sz="0" w:space="0" w:color="000000"/>
+              <w:right w:val="none" w:sz="0" w:space="0" w:color="000000"/>
+            </w:tcBorders>
+            <w:shd w:val="clear" w:color="auto" w:fill="FFFFFF"/>
+            <w:tcMar>
+              <w:top w:w="0" w:type="dxa"/>
+              <w:bottom w:w="0" w:type="dxa"/>
+              <w:left w:w="0" w:type="dxa"/>
+              <w:right w:w="0" w:type="dxa"/>
+            </w:tcMar>
+            <w:vAlign w:val="center"/>
+          </w:tcPr>
+          <w:p>
+            <w:pPr>
+              <w:pStyle w:val="Normal"/>
+              <w:jc w:val="left"/>
+              <w:pBdr>
+                <w:bottom w:val="none" w:sz="0" w:space="0" w:color="000000"/>
+                <w:top w:val="none" w:sz="0" w:space="0" w:color="000000"/>
+                <w:left w:val="none" w:sz="0" w:space="0" w:color="000000"/>
+                <w:right w:val="none" w:sz="0" w:space="0" w:color="000000"/>
+              </w:pBdr>
+              <w:spacing w:after="100" w:before="100" w:line="240"/>
+              <w:ind w:left="100" w:right="100" w:firstLine="0" w:firstLineChars="0"/>
+              <w:rPr>
+                <w:rFonts w:ascii="Arial" w:hAnsi="Arial" w:eastAsia="Arial" w:cs="Arial"/>
+                <w:i w:val="false"/>
+                <w:b w:val="false"/>
+                <w:u w:val="none"/>
+                <w:strike w:val="false"/>
+                <w:sz w:val="20"/>
+                <w:szCs w:val="20"/>
+                <w:color w:val="000000"/>
+              </w:rPr>
+            </w:pPr>
+            <w:r>
+              <w:rPr>
+                <w:rFonts w:ascii="Arial" w:hAnsi="Arial" w:eastAsia="Arial" w:cs="Arial"/>
+                <w:i w:val="false"/>
+                <w:b w:val="false"/>
+                <w:u w:val="none"/>
+                <w:strike w:val="false"/>
+                <w:sz w:val="20"/>
+                <w:szCs w:val="20"/>
+                <w:color w:val="000000"/>
+              </w:rPr>
+              <w:t xml:space="preserve"/>
+            </w:r>
+          </w:p>
+        </w:tc>
+        <w:tc>
+          <w:tcPr>
+            <w:tcBorders>
+              <w:bottom w:val="none" w:sz="0" w:space="0" w:color="000000"/>
+              <w:top w:val="none" w:sz="0" w:space="0" w:color="000000"/>
+              <w:left w:val="none" w:sz="0" w:space="0" w:color="000000"/>
+              <w:right w:val="none" w:sz="0" w:space="0" w:color="000000"/>
+            </w:tcBorders>
+            <w:shd w:val="clear" w:color="auto" w:fill="FFFFFF"/>
+            <w:tcMar>
+              <w:top w:w="0" w:type="dxa"/>
+              <w:bottom w:w="0" w:type="dxa"/>
+              <w:left w:w="0" w:type="dxa"/>
+              <w:right w:w="0" w:type="dxa"/>
+            </w:tcMar>
+            <w:vAlign w:val="center"/>
+          </w:tcPr>
+          <w:p>
+            <w:pPr>
+              <w:pStyle w:val="Normal"/>
+              <w:jc w:val="left"/>
+              <w:pBdr>
+                <w:bottom w:val="none" w:sz="0" w:space="0" w:color="000000"/>
+                <w:top w:val="none" w:sz="0" w:space="0" w:color="000000"/>
+                <w:left w:val="none" w:sz="0" w:space="0" w:color="000000"/>
+                <w:right w:val="none" w:sz="0" w:space="0" w:color="000000"/>
+              </w:pBdr>
+              <w:spacing w:after="100" w:before="100" w:line="240"/>
+              <w:ind w:left="100" w:right="100" w:firstLine="0" w:firstLineChars="0"/>
+              <w:rPr>
+                <w:rFonts w:ascii="Arial" w:hAnsi="Arial" w:eastAsia="Arial" w:cs="Arial"/>
+                <w:i w:val="false"/>
+                <w:b w:val="false"/>
+                <w:u w:val="none"/>
+                <w:strike w:val="false"/>
+                <w:sz w:val="20"/>
+                <w:szCs w:val="20"/>
+                <w:color w:val="000000"/>
+              </w:rPr>
+            </w:pPr>
+            <w:r>
+              <w:rPr>
+                <w:rFonts w:ascii="Arial" w:hAnsi="Arial" w:eastAsia="Arial" w:cs="Arial"/>
+                <w:i w:val="false"/>
+                <w:b w:val="false"/>
+                <w:u w:val="none"/>
+                <w:strike w:val="false"/>
+                <w:sz w:val="20"/>
+                <w:szCs w:val="20"/>
+                <w:color w:val="000000"/>
+              </w:rPr>
+              <w:t xml:space="preserve"/>
+            </w:r>
+          </w:p>
+        </w:tc>
+      </w:tr>
+      <w:tr>
+        <w:trPr>
+          <w:trHeight w:val="360" w:hRule="auto"/>
+        </w:trPr>
+        body6
+        <w:tc>
+          <w:tcPr>
+            <w:vMerge/>
+            <w:tcBorders>
+              <w:bottom w:val="none" w:sz="0" w:space="0" w:color="000000"/>
+              <w:top w:val="none" w:sz="0" w:space="0" w:color="000000"/>
+              <w:left w:val="none" w:sz="0" w:space="0" w:color="000000"/>
+              <w:right w:val="none" w:sz="0" w:space="0" w:color="000000"/>
+            </w:tcBorders>
+            <w:shd w:val="clear" w:color="auto" w:fill="FFFFFF"/>
+            <w:tcMar>
+              <w:top w:w="0" w:type="dxa"/>
+              <w:bottom w:w="0" w:type="dxa"/>
+              <w:left w:w="0" w:type="dxa"/>
+              <w:right w:w="0" w:type="dxa"/>
+            </w:tcMar>
+            <w:vAlign w:val="center"/>
+          </w:tcPr>
+          <w:p>
+            <w:pPr>
+              <w:pStyle w:val="Normal"/>
+              <w:jc w:val="left"/>
+              <w:pBdr>
+                <w:bottom w:val="none" w:sz="0" w:space="0" w:color="000000"/>
+                <w:top w:val="none" w:sz="0" w:space="0" w:color="000000"/>
+                <w:left w:val="none" w:sz="0" w:space="0" w:color="000000"/>
+                <w:right w:val="none" w:sz="0" w:space="0" w:color="000000"/>
+              </w:pBdr>
+              <w:spacing w:after="100" w:before="100" w:line="240"/>
+              <w:ind w:left="100" w:right="100" w:firstLine="0" w:firstLineChars="0"/>
+              <w:rPr>
+                <w:rFonts w:ascii="Arial" w:hAnsi="Arial" w:eastAsia="Arial" w:cs="Arial"/>
+                <w:i w:val="false"/>
+                <w:b w:val="false"/>
+                <w:u w:val="none"/>
+                <w:strike w:val="false"/>
+                <w:sz w:val="20"/>
+                <w:szCs w:val="20"/>
+                <w:color w:val="000000"/>
+              </w:rPr>
+            </w:pPr>
+          </w:p>
+        </w:tc>
+        <w:tc>
+          <w:tcPr>
+            <w:tcBorders>
+              <w:bottom w:val="none" w:sz="0" w:space="0" w:color="000000"/>
+              <w:top w:val="none" w:sz="0" w:space="0" w:color="000000"/>
+              <w:left w:val="none" w:sz="0" w:space="0" w:color="000000"/>
+              <w:right w:val="none" w:sz="0" w:space="0" w:color="000000"/>
+            </w:tcBorders>
+            <w:shd w:val="clear" w:color="auto" w:fill="FFFFFF"/>
+            <w:tcMar>
+              <w:top w:w="0" w:type="dxa"/>
+              <w:bottom w:w="0" w:type="dxa"/>
+              <w:left w:w="0" w:type="dxa"/>
+              <w:right w:w="0" w:type="dxa"/>
+            </w:tcMar>
+            <w:vAlign w:val="center"/>
+          </w:tcPr>
+          <w:p>
+            <w:pPr>
+              <w:pStyle w:val="Normal"/>
+              <w:jc w:val="left"/>
+              <w:pBdr>
+                <w:bottom w:val="none" w:sz="0" w:space="0" w:color="000000"/>
+                <w:top w:val="none" w:sz="0" w:space="0" w:color="000000"/>
+                <w:left w:val="none" w:sz="0" w:space="0" w:color="000000"/>
+                <w:right w:val="none" w:sz="0" w:space="0" w:color="000000"/>
+              </w:pBdr>
+              <w:spacing w:after="100" w:before="100" w:line="240"/>
+              <w:ind w:left="100" w:right="100" w:firstLine="0" w:firstLineChars="0"/>
+              <w:rPr>
+                <w:rFonts w:ascii="Arial" w:hAnsi="Arial" w:eastAsia="Arial" w:cs="Arial"/>
+                <w:i w:val="false"/>
+                <w:b w:val="false"/>
+                <w:u w:val="none"/>
+                <w:strike w:val="false"/>
+                <w:sz w:val="20"/>
+                <w:szCs w:val="20"/>
+                <w:color w:val="000000"/>
+              </w:rPr>
+            </w:pPr>
+            <w:r>
+              <w:rPr>
+                <w:rFonts w:ascii="Arial" w:hAnsi="Arial" w:eastAsia="Arial" w:cs="Arial"/>
+                <w:i w:val="false"/>
+                <w:b w:val="false"/>
+                <w:u w:val="none"/>
+                <w:strike w:val="false"/>
+                <w:sz w:val="20"/>
+                <w:szCs w:val="20"/>
+                <w:color w:val="000000"/>
+              </w:rPr>
+              <w:t xml:space="preserve">Overall model</w:t>
+            </w:r>
+          </w:p>
+        </w:tc>
+        <w:tc>
+          <w:tcPr>
+            <w:tcBorders>
+              <w:bottom w:val="none" w:sz="0" w:space="0" w:color="000000"/>
+              <w:top w:val="none" w:sz="0" w:space="0" w:color="000000"/>
+              <w:left w:val="none" w:sz="0" w:space="0" w:color="000000"/>
+              <w:right w:val="none" w:sz="0" w:space="0" w:color="000000"/>
+            </w:tcBorders>
+            <w:shd w:val="clear" w:color="auto" w:fill="FFFFFF"/>
+            <w:tcMar>
+              <w:top w:w="0" w:type="dxa"/>
+              <w:bottom w:w="0" w:type="dxa"/>
+              <w:left w:w="0" w:type="dxa"/>
+              <w:right w:w="0" w:type="dxa"/>
+            </w:tcMar>
+            <w:vAlign w:val="center"/>
+          </w:tcPr>
+          <w:p>
+            <w:pPr>
+              <w:pStyle w:val="Normal"/>
+              <w:jc w:val="left"/>
+              <w:pBdr>
+                <w:bottom w:val="none" w:sz="0" w:space="0" w:color="000000"/>
+                <w:top w:val="none" w:sz="0" w:space="0" w:color="000000"/>
+                <w:left w:val="none" w:sz="0" w:space="0" w:color="000000"/>
+                <w:right w:val="none" w:sz="0" w:space="0" w:color="000000"/>
+              </w:pBdr>
+              <w:spacing w:after="100" w:before="100" w:line="240"/>
+              <w:ind w:left="100" w:right="100" w:firstLine="0" w:firstLineChars="0"/>
+              <w:rPr>
+                <w:rFonts w:ascii="Arial" w:hAnsi="Arial" w:eastAsia="Arial" w:cs="Arial"/>
+                <w:i w:val="false"/>
+                <w:b w:val="false"/>
+                <w:u w:val="none"/>
+                <w:strike w:val="false"/>
+                <w:sz w:val="20"/>
+                <w:szCs w:val="20"/>
+                <w:color w:val="000000"/>
+              </w:rPr>
+            </w:pPr>
+            <w:r>
+              <w:rPr>
+                <w:rFonts w:ascii="Arial" w:hAnsi="Arial" w:eastAsia="Arial" w:cs="Arial"/>
+                <w:i w:val="false"/>
+                <w:b w:val="false"/>
+                <w:u w:val="none"/>
+                <w:strike w:val="false"/>
+                <w:sz w:val="20"/>
+                <w:szCs w:val="20"/>
+                <w:color w:val="000000"/>
+              </w:rPr>
+              <w:t xml:space="preserve"/>
+            </w:r>
+          </w:p>
+        </w:tc>
+        <w:tc>
+          <w:tcPr>
+            <w:tcBorders>
+              <w:bottom w:val="none" w:sz="0" w:space="0" w:color="000000"/>
+              <w:top w:val="none" w:sz="0" w:space="0" w:color="000000"/>
+              <w:left w:val="none" w:sz="0" w:space="0" w:color="000000"/>
+              <w:right w:val="none" w:sz="0" w:space="0" w:color="000000"/>
+            </w:tcBorders>
+            <w:shd w:val="clear" w:color="auto" w:fill="FFFFFF"/>
+            <w:tcMar>
+              <w:top w:w="0" w:type="dxa"/>
+              <w:bottom w:w="0" w:type="dxa"/>
+              <w:left w:w="0" w:type="dxa"/>
+              <w:right w:w="0" w:type="dxa"/>
+            </w:tcMar>
+            <w:vAlign w:val="center"/>
+          </w:tcPr>
+          <w:p>
+            <w:pPr>
+              <w:pStyle w:val="Normal"/>
+              <w:jc w:val="left"/>
+              <w:pBdr>
+                <w:bottom w:val="none" w:sz="0" w:space="0" w:color="000000"/>
+                <w:top w:val="none" w:sz="0" w:space="0" w:color="000000"/>
+                <w:left w:val="none" w:sz="0" w:space="0" w:color="000000"/>
+                <w:right w:val="none" w:sz="0" w:space="0" w:color="000000"/>
+              </w:pBdr>
+              <w:spacing w:after="100" w:before="100" w:line="240"/>
+              <w:ind w:left="100" w:right="100" w:firstLine="0" w:firstLineChars="0"/>
+              <w:rPr>
+                <w:rFonts w:ascii="Arial" w:hAnsi="Arial" w:eastAsia="Arial" w:cs="Arial"/>
+                <w:i w:val="false"/>
+                <w:b w:val="false"/>
+                <w:u w:val="none"/>
+                <w:strike w:val="false"/>
+                <w:sz w:val="20"/>
+                <w:szCs w:val="20"/>
+                <w:color w:val="000000"/>
+              </w:rPr>
+            </w:pPr>
+            <w:r>
+              <w:rPr>
+                <w:rFonts w:ascii="Arial" w:hAnsi="Arial" w:eastAsia="Arial" w:cs="Arial"/>
+                <w:i w:val="false"/>
+                <w:b w:val="false"/>
+                <w:u w:val="none"/>
+                <w:strike w:val="false"/>
+                <w:sz w:val="20"/>
+                <w:szCs w:val="20"/>
+                <w:color w:val="000000"/>
+              </w:rPr>
+              <w:t xml:space="preserve"/>
+            </w:r>
+          </w:p>
+        </w:tc>
+        <w:tc>
+          <w:tcPr>
+            <w:tcBorders>
+              <w:bottom w:val="none" w:sz="0" w:space="0" w:color="000000"/>
+              <w:top w:val="none" w:sz="0" w:space="0" w:color="000000"/>
+              <w:left w:val="none" w:sz="0" w:space="0" w:color="000000"/>
+              <w:right w:val="none" w:sz="0" w:space="0" w:color="000000"/>
+            </w:tcBorders>
+            <w:shd w:val="clear" w:color="auto" w:fill="FFFFFF"/>
+            <w:tcMar>
+              <w:top w:w="0" w:type="dxa"/>
+              <w:bottom w:w="0" w:type="dxa"/>
+              <w:left w:w="0" w:type="dxa"/>
+              <w:right w:w="0" w:type="dxa"/>
+            </w:tcMar>
+            <w:vAlign w:val="center"/>
+          </w:tcPr>
+          <w:p>
+            <w:pPr>
+              <w:pStyle w:val="Normal"/>
+              <w:jc w:val="left"/>
+              <w:pBdr>
+                <w:bottom w:val="none" w:sz="0" w:space="0" w:color="000000"/>
+                <w:top w:val="none" w:sz="0" w:space="0" w:color="000000"/>
+                <w:left w:val="none" w:sz="0" w:space="0" w:color="000000"/>
+                <w:right w:val="none" w:sz="0" w:space="0" w:color="000000"/>
+              </w:pBdr>
+              <w:spacing w:after="100" w:before="100" w:line="240"/>
+              <w:ind w:left="100" w:right="100" w:firstLine="0" w:firstLineChars="0"/>
+              <w:rPr>
+                <w:rFonts w:ascii="Arial" w:hAnsi="Arial" w:eastAsia="Arial" w:cs="Arial"/>
+                <w:i w:val="false"/>
+                <w:b w:val="false"/>
+                <w:u w:val="none"/>
+                <w:strike w:val="false"/>
+                <w:sz w:val="20"/>
+                <w:szCs w:val="20"/>
+                <w:color w:val="000000"/>
+              </w:rPr>
+            </w:pPr>
+            <w:r>
+              <w:rPr>
+                <w:rFonts w:ascii="Arial" w:hAnsi="Arial" w:eastAsia="Arial" w:cs="Arial"/>
+                <w:i w:val="false"/>
+                <w:b w:val="false"/>
+                <w:u w:val="none"/>
+                <w:strike w:val="false"/>
+                <w:sz w:val="20"/>
+                <w:szCs w:val="20"/>
+                <w:color w:val="000000"/>
+              </w:rPr>
+              <w:t xml:space="preserve"/>
+            </w:r>
+          </w:p>
+        </w:tc>
+        <w:tc>
+          <w:tcPr>
+            <w:tcBorders>
+              <w:bottom w:val="none" w:sz="0" w:space="0" w:color="000000"/>
+              <w:top w:val="none" w:sz="0" w:space="0" w:color="000000"/>
+              <w:left w:val="none" w:sz="0" w:space="0" w:color="000000"/>
+              <w:right w:val="none" w:sz="0" w:space="0" w:color="000000"/>
+            </w:tcBorders>
+            <w:shd w:val="clear" w:color="auto" w:fill="FFFFFF"/>
+            <w:tcMar>
+              <w:top w:w="0" w:type="dxa"/>
+              <w:bottom w:w="0" w:type="dxa"/>
+              <w:left w:w="0" w:type="dxa"/>
+              <w:right w:w="0" w:type="dxa"/>
+            </w:tcMar>
+            <w:vAlign w:val="center"/>
+          </w:tcPr>
+          <w:p>
+            <w:pPr>
+              <w:pStyle w:val="Normal"/>
+              <w:jc w:val="left"/>
+              <w:pBdr>
+                <w:bottom w:val="none" w:sz="0" w:space="0" w:color="000000"/>
+                <w:top w:val="none" w:sz="0" w:space="0" w:color="000000"/>
+                <w:left w:val="none" w:sz="0" w:space="0" w:color="000000"/>
+                <w:right w:val="none" w:sz="0" w:space="0" w:color="000000"/>
+              </w:pBdr>
+              <w:spacing w:after="100" w:before="100" w:line="240"/>
+              <w:ind w:left="100" w:right="100" w:firstLine="0" w:firstLineChars="0"/>
+              <w:rPr>
+                <w:rFonts w:ascii="Arial" w:hAnsi="Arial" w:eastAsia="Arial" w:cs="Arial"/>
+                <w:i w:val="false"/>
+                <w:b w:val="false"/>
+                <w:u w:val="none"/>
+                <w:strike w:val="false"/>
+                <w:sz w:val="20"/>
+                <w:szCs w:val="20"/>
+                <w:color w:val="000000"/>
+              </w:rPr>
+            </w:pPr>
+            <w:r>
+              <w:rPr>
+                <w:rFonts w:ascii="Arial" w:hAnsi="Arial" w:eastAsia="Arial" w:cs="Arial"/>
+                <w:i w:val="false"/>
+                <w:b w:val="false"/>
+                <w:u w:val="none"/>
+                <w:strike w:val="false"/>
+                <w:sz w:val="20"/>
+                <w:szCs w:val="20"/>
+                <w:color w:val="000000"/>
+              </w:rPr>
+              <w:t xml:space="preserve">6.4</w:t>
+            </w:r>
+          </w:p>
+        </w:tc>
+        <w:tc>
+          <w:tcPr>
+            <w:tcBorders>
+              <w:bottom w:val="none" w:sz="0" w:space="0" w:color="000000"/>
+              <w:top w:val="none" w:sz="0" w:space="0" w:color="000000"/>
+              <w:left w:val="none" w:sz="0" w:space="0" w:color="000000"/>
+              <w:right w:val="none" w:sz="0" w:space="0" w:color="000000"/>
+            </w:tcBorders>
+            <w:shd w:val="clear" w:color="auto" w:fill="FFFFFF"/>
+            <w:tcMar>
+              <w:top w:w="0" w:type="dxa"/>
+              <w:bottom w:w="0" w:type="dxa"/>
+              <w:left w:w="0" w:type="dxa"/>
+              <w:right w:w="0" w:type="dxa"/>
+            </w:tcMar>
+            <w:vAlign w:val="center"/>
+          </w:tcPr>
+          <w:p>
+            <w:pPr>
+              <w:pStyle w:val="Normal"/>
+              <w:jc w:val="left"/>
+              <w:pBdr>
+                <w:bottom w:val="none" w:sz="0" w:space="0" w:color="000000"/>
+                <w:top w:val="none" w:sz="0" w:space="0" w:color="000000"/>
+                <w:left w:val="none" w:sz="0" w:space="0" w:color="000000"/>
+                <w:right w:val="none" w:sz="0" w:space="0" w:color="000000"/>
+              </w:pBdr>
+              <w:spacing w:after="100" w:before="100" w:line="240"/>
+              <w:ind w:left="100" w:right="100" w:firstLine="0" w:firstLineChars="0"/>
+              <w:rPr>
+                <w:rFonts w:ascii="Arial" w:hAnsi="Arial" w:eastAsia="Arial" w:cs="Arial"/>
+                <w:i w:val="false"/>
+                <w:b w:val="false"/>
+                <w:u w:val="none"/>
+                <w:strike w:val="false"/>
+                <w:sz w:val="20"/>
+                <w:szCs w:val="20"/>
+                <w:color w:val="000000"/>
+              </w:rPr>
+            </w:pPr>
+            <w:r>
+              <w:rPr>
+                <w:rFonts w:ascii="Arial" w:hAnsi="Arial" w:eastAsia="Arial" w:cs="Arial"/>
+                <w:i w:val="false"/>
+                <w:b w:val="false"/>
+                <w:u w:val="none"/>
+                <w:strike w:val="false"/>
+                <w:sz w:val="20"/>
+                <w:szCs w:val="20"/>
+                <w:color w:val="000000"/>
+              </w:rPr>
+              <w:t xml:space="preserve">0.478 ns</w:t>
+            </w:r>
+          </w:p>
+        </w:tc>
+        <w:tc>
+          <w:tcPr>
+            <w:tcBorders>
+              <w:bottom w:val="none" w:sz="0" w:space="0" w:color="000000"/>
+              <w:top w:val="none" w:sz="0" w:space="0" w:color="000000"/>
+              <w:left w:val="none" w:sz="0" w:space="0" w:color="000000"/>
+              <w:right w:val="none" w:sz="0" w:space="0" w:color="000000"/>
+            </w:tcBorders>
+            <w:shd w:val="clear" w:color="auto" w:fill="FFFFFF"/>
+            <w:tcMar>
+              <w:top w:w="0" w:type="dxa"/>
+              <w:bottom w:w="0" w:type="dxa"/>
+              <w:left w:w="0" w:type="dxa"/>
+              <w:right w:w="0" w:type="dxa"/>
+            </w:tcMar>
+            <w:vAlign w:val="center"/>
+          </w:tcPr>
+          <w:p>
+            <w:pPr>
+              <w:pStyle w:val="Normal"/>
+              <w:jc w:val="left"/>
+              <w:pBdr>
+                <w:bottom w:val="none" w:sz="0" w:space="0" w:color="000000"/>
+                <w:top w:val="none" w:sz="0" w:space="0" w:color="000000"/>
+                <w:left w:val="none" w:sz="0" w:space="0" w:color="000000"/>
+                <w:right w:val="none" w:sz="0" w:space="0" w:color="000000"/>
+              </w:pBdr>
+              <w:spacing w:after="100" w:before="100" w:line="240"/>
+              <w:ind w:left="100" w:right="100" w:firstLine="0" w:firstLineChars="0"/>
+              <w:rPr>
+                <w:rFonts w:ascii="Arial" w:hAnsi="Arial" w:eastAsia="Arial" w:cs="Arial"/>
+                <w:i w:val="false"/>
+                <w:b w:val="false"/>
+                <w:u w:val="none"/>
+                <w:strike w:val="false"/>
+                <w:sz w:val="20"/>
+                <w:szCs w:val="20"/>
+                <w:color w:val="000000"/>
+              </w:rPr>
+            </w:pPr>
+            <w:r>
+              <w:rPr>
+                <w:rFonts w:ascii="Arial" w:hAnsi="Arial" w:eastAsia="Arial" w:cs="Arial"/>
+                <w:i w:val="false"/>
+                <w:b w:val="false"/>
+                <w:u w:val="none"/>
+                <w:strike w:val="false"/>
+                <w:sz w:val="20"/>
+                <w:szCs w:val="20"/>
+                <w:color w:val="000000"/>
+              </w:rPr>
+              <w:t xml:space="preserve">0.008</w:t>
+            </w:r>
+          </w:p>
+        </w:tc>
+      </w:tr>
+      <w:tr>
+        <w:trPr>
+          <w:trHeight w:val="360" w:hRule="auto"/>
+        </w:trPr>
+        body7
+        <w:tc>
+          <w:tcPr>
+            <w:vMerge/>
+            <w:tcBorders>
+              <w:bottom w:val="none" w:sz="0" w:space="0" w:color="000000"/>
+              <w:top w:val="none" w:sz="0" w:space="0" w:color="000000"/>
+              <w:left w:val="none" w:sz="0" w:space="0" w:color="000000"/>
+              <w:right w:val="none" w:sz="0" w:space="0" w:color="000000"/>
+            </w:tcBorders>
+            <w:shd w:val="clear" w:color="auto" w:fill="FFFFFF"/>
+            <w:tcMar>
+              <w:top w:w="0" w:type="dxa"/>
+              <w:bottom w:w="0" w:type="dxa"/>
+              <w:left w:w="0" w:type="dxa"/>
+              <w:right w:w="0" w:type="dxa"/>
+            </w:tcMar>
+            <w:vAlign w:val="center"/>
+          </w:tcPr>
+          <w:p>
+            <w:pPr>
+              <w:pStyle w:val="Normal"/>
+              <w:jc w:val="left"/>
+              <w:pBdr>
+                <w:bottom w:val="none" w:sz="0" w:space="0" w:color="000000"/>
+                <w:top w:val="none" w:sz="0" w:space="0" w:color="000000"/>
+                <w:left w:val="none" w:sz="0" w:space="0" w:color="000000"/>
+                <w:right w:val="none" w:sz="0" w:space="0" w:color="000000"/>
+              </w:pBdr>
+              <w:spacing w:after="100" w:before="100" w:line="240"/>
+              <w:ind w:left="100" w:right="100" w:firstLine="0" w:firstLineChars="0"/>
+              <w:rPr>
+                <w:rFonts w:ascii="Arial" w:hAnsi="Arial" w:eastAsia="Arial" w:cs="Arial"/>
+                <w:i w:val="false"/>
+                <w:b w:val="false"/>
+                <w:u w:val="none"/>
+                <w:strike w:val="false"/>
+                <w:sz w:val="20"/>
+                <w:szCs w:val="20"/>
+                <w:color w:val="000000"/>
+              </w:rPr>
+            </w:pPr>
+          </w:p>
+        </w:tc>
+        <w:tc>
+          <w:tcPr>
+            <w:tcBorders>
+              <w:bottom w:val="none" w:sz="0" w:space="0" w:color="000000"/>
+              <w:top w:val="none" w:sz="0" w:space="0" w:color="000000"/>
+              <w:left w:val="none" w:sz="0" w:space="0" w:color="000000"/>
+              <w:right w:val="none" w:sz="0" w:space="0" w:color="000000"/>
+            </w:tcBorders>
+            <w:shd w:val="clear" w:color="auto" w:fill="FFFFFF"/>
+            <w:tcMar>
+              <w:top w:w="0" w:type="dxa"/>
+              <w:bottom w:w="0" w:type="dxa"/>
+              <w:left w:w="0" w:type="dxa"/>
+              <w:right w:w="0" w:type="dxa"/>
+            </w:tcMar>
+            <w:vAlign w:val="center"/>
+          </w:tcPr>
+          <w:p>
+            <w:pPr>
+              <w:pStyle w:val="Normal"/>
+              <w:jc w:val="left"/>
+              <w:pBdr>
+                <w:bottom w:val="none" w:sz="0" w:space="0" w:color="000000"/>
+                <w:top w:val="none" w:sz="0" w:space="0" w:color="000000"/>
+                <w:left w:val="none" w:sz="0" w:space="0" w:color="000000"/>
+                <w:right w:val="none" w:sz="0" w:space="0" w:color="000000"/>
+              </w:pBdr>
+              <w:spacing w:after="100" w:before="100" w:line="240"/>
+              <w:ind w:left="100" w:right="100" w:firstLine="0" w:firstLineChars="0"/>
+              <w:rPr>
+                <w:rFonts w:ascii="Arial" w:hAnsi="Arial" w:eastAsia="Arial" w:cs="Arial"/>
+                <w:i w:val="false"/>
+                <w:b w:val="false"/>
+                <w:u w:val="none"/>
+                <w:strike w:val="false"/>
+                <w:sz w:val="20"/>
+                <w:szCs w:val="20"/>
+                <w:color w:val="000000"/>
+              </w:rPr>
+            </w:pPr>
+            <w:r>
+              <w:rPr>
+                <w:rFonts w:ascii="Arial" w:hAnsi="Arial" w:eastAsia="Arial" w:cs="Arial"/>
+                <w:i w:val="false"/>
+                <w:b w:val="false"/>
+                <w:u w:val="none"/>
+                <w:strike w:val="false"/>
+                <w:sz w:val="20"/>
+                <w:szCs w:val="20"/>
+                <w:color w:val="000000"/>
+              </w:rPr>
+              <w:t xml:space="preserve">Intercept</w:t>
+            </w:r>
+          </w:p>
+        </w:tc>
+        <w:tc>
+          <w:tcPr>
+            <w:tcBorders>
+              <w:bottom w:val="none" w:sz="0" w:space="0" w:color="000000"/>
+              <w:top w:val="none" w:sz="0" w:space="0" w:color="000000"/>
+              <w:left w:val="none" w:sz="0" w:space="0" w:color="000000"/>
+              <w:right w:val="none" w:sz="0" w:space="0" w:color="000000"/>
+            </w:tcBorders>
+            <w:shd w:val="clear" w:color="auto" w:fill="FFFFFF"/>
+            <w:tcMar>
+              <w:top w:w="0" w:type="dxa"/>
+              <w:bottom w:w="0" w:type="dxa"/>
+              <w:left w:w="0" w:type="dxa"/>
+              <w:right w:w="0" w:type="dxa"/>
+            </w:tcMar>
+            <w:vAlign w:val="center"/>
+          </w:tcPr>
+          <w:p>
+            <w:pPr>
+              <w:pStyle w:val="Normal"/>
+              <w:jc w:val="left"/>
+              <w:pBdr>
+                <w:bottom w:val="none" w:sz="0" w:space="0" w:color="000000"/>
+                <w:top w:val="none" w:sz="0" w:space="0" w:color="000000"/>
+                <w:left w:val="none" w:sz="0" w:space="0" w:color="000000"/>
+                <w:right w:val="none" w:sz="0" w:space="0" w:color="000000"/>
+              </w:pBdr>
+              <w:spacing w:after="100" w:before="100" w:line="240"/>
+              <w:ind w:left="100" w:right="100" w:firstLine="0" w:firstLineChars="0"/>
+              <w:rPr>
+                <w:rFonts w:ascii="Arial" w:hAnsi="Arial" w:eastAsia="Arial" w:cs="Arial"/>
+                <w:i w:val="false"/>
+                <w:b w:val="false"/>
+                <w:u w:val="none"/>
+                <w:strike w:val="false"/>
+                <w:sz w:val="20"/>
+                <w:szCs w:val="20"/>
+                <w:color w:val="000000"/>
+              </w:rPr>
+            </w:pPr>
+            <w:r>
+              <w:rPr>
+                <w:rFonts w:ascii="Arial" w:hAnsi="Arial" w:eastAsia="Arial" w:cs="Arial"/>
+                <w:i w:val="false"/>
+                <w:b w:val="false"/>
+                <w:u w:val="none"/>
+                <w:strike w:val="false"/>
+                <w:sz w:val="20"/>
+                <w:szCs w:val="20"/>
+                <w:color w:val="000000"/>
+              </w:rPr>
+              <w:t xml:space="preserve">-0.000</w:t>
+            </w:r>
+          </w:p>
+        </w:tc>
+        <w:tc>
+          <w:tcPr>
+            <w:tcBorders>
+              <w:bottom w:val="none" w:sz="0" w:space="0" w:color="000000"/>
+              <w:top w:val="none" w:sz="0" w:space="0" w:color="000000"/>
+              <w:left w:val="none" w:sz="0" w:space="0" w:color="000000"/>
+              <w:right w:val="none" w:sz="0" w:space="0" w:color="000000"/>
+            </w:tcBorders>
+            <w:shd w:val="clear" w:color="auto" w:fill="FFFFFF"/>
+            <w:tcMar>
+              <w:top w:w="0" w:type="dxa"/>
+              <w:bottom w:w="0" w:type="dxa"/>
+              <w:left w:w="0" w:type="dxa"/>
+              <w:right w:w="0" w:type="dxa"/>
+            </w:tcMar>
+            <w:vAlign w:val="center"/>
+          </w:tcPr>
+          <w:p>
+            <w:pPr>
+              <w:pStyle w:val="Normal"/>
+              <w:jc w:val="left"/>
+              <w:pBdr>
+                <w:bottom w:val="none" w:sz="0" w:space="0" w:color="000000"/>
+                <w:top w:val="none" w:sz="0" w:space="0" w:color="000000"/>
+                <w:left w:val="none" w:sz="0" w:space="0" w:color="000000"/>
+                <w:right w:val="none" w:sz="0" w:space="0" w:color="000000"/>
+              </w:pBdr>
+              <w:spacing w:after="100" w:before="100" w:line="240"/>
+              <w:ind w:left="100" w:right="100" w:firstLine="0" w:firstLineChars="0"/>
+              <w:rPr>
+                <w:rFonts w:ascii="Arial" w:hAnsi="Arial" w:eastAsia="Arial" w:cs="Arial"/>
+                <w:i w:val="false"/>
+                <w:b w:val="false"/>
+                <w:u w:val="none"/>
+                <w:strike w:val="false"/>
+                <w:sz w:val="20"/>
+                <w:szCs w:val="20"/>
+                <w:color w:val="000000"/>
+              </w:rPr>
+            </w:pPr>
+            <w:r>
+              <w:rPr>
+                <w:rFonts w:ascii="Arial" w:hAnsi="Arial" w:eastAsia="Arial" w:cs="Arial"/>
+                <w:i w:val="false"/>
+                <w:b w:val="false"/>
+                <w:u w:val="none"/>
+                <w:strike w:val="false"/>
+                <w:sz w:val="20"/>
+                <w:szCs w:val="20"/>
+                <w:color w:val="000000"/>
+              </w:rPr>
+              <w:t xml:space="preserve">-0.000</w:t>
+            </w:r>
+          </w:p>
+        </w:tc>
+        <w:tc>
+          <w:tcPr>
+            <w:tcBorders>
+              <w:bottom w:val="none" w:sz="0" w:space="0" w:color="000000"/>
+              <w:top w:val="none" w:sz="0" w:space="0" w:color="000000"/>
+              <w:left w:val="none" w:sz="0" w:space="0" w:color="000000"/>
+              <w:right w:val="none" w:sz="0" w:space="0" w:color="000000"/>
+            </w:tcBorders>
+            <w:shd w:val="clear" w:color="auto" w:fill="FFFFFF"/>
+            <w:tcMar>
+              <w:top w:w="0" w:type="dxa"/>
+              <w:bottom w:w="0" w:type="dxa"/>
+              <w:left w:w="0" w:type="dxa"/>
+              <w:right w:w="0" w:type="dxa"/>
+            </w:tcMar>
+            <w:vAlign w:val="center"/>
+          </w:tcPr>
+          <w:p>
+            <w:pPr>
+              <w:pStyle w:val="Normal"/>
+              <w:jc w:val="left"/>
+              <w:pBdr>
+                <w:bottom w:val="none" w:sz="0" w:space="0" w:color="000000"/>
+                <w:top w:val="none" w:sz="0" w:space="0" w:color="000000"/>
+                <w:left w:val="none" w:sz="0" w:space="0" w:color="000000"/>
+                <w:right w:val="none" w:sz="0" w:space="0" w:color="000000"/>
+              </w:pBdr>
+              <w:spacing w:after="100" w:before="100" w:line="240"/>
+              <w:ind w:left="100" w:right="100" w:firstLine="0" w:firstLineChars="0"/>
+              <w:rPr>
+                <w:rFonts w:ascii="Arial" w:hAnsi="Arial" w:eastAsia="Arial" w:cs="Arial"/>
+                <w:i w:val="false"/>
+                <w:b w:val="false"/>
+                <w:u w:val="none"/>
+                <w:strike w:val="false"/>
+                <w:sz w:val="20"/>
+                <w:szCs w:val="20"/>
+                <w:color w:val="000000"/>
+              </w:rPr>
+            </w:pPr>
+            <w:r>
+              <w:rPr>
+                <w:rFonts w:ascii="Arial" w:hAnsi="Arial" w:eastAsia="Arial" w:cs="Arial"/>
+                <w:i w:val="false"/>
+                <w:b w:val="false"/>
+                <w:u w:val="none"/>
+                <w:strike w:val="false"/>
+                <w:sz w:val="20"/>
+                <w:szCs w:val="20"/>
+                <w:color w:val="000000"/>
+              </w:rPr>
+              <w:t xml:space="preserve">0.646 ns</w:t>
+            </w:r>
+          </w:p>
+        </w:tc>
+        <w:tc>
+          <w:tcPr>
+            <w:tcBorders>
+              <w:bottom w:val="none" w:sz="0" w:space="0" w:color="000000"/>
+              <w:top w:val="none" w:sz="0" w:space="0" w:color="000000"/>
+              <w:left w:val="none" w:sz="0" w:space="0" w:color="000000"/>
+              <w:right w:val="none" w:sz="0" w:space="0" w:color="000000"/>
+            </w:tcBorders>
+            <w:shd w:val="clear" w:color="auto" w:fill="FFFFFF"/>
+            <w:tcMar>
+              <w:top w:w="0" w:type="dxa"/>
+              <w:bottom w:w="0" w:type="dxa"/>
+              <w:left w:w="0" w:type="dxa"/>
+              <w:right w:w="0" w:type="dxa"/>
+            </w:tcMar>
+            <w:vAlign w:val="center"/>
+          </w:tcPr>
+          <w:p>
+            <w:pPr>
+              <w:pStyle w:val="Normal"/>
+              <w:jc w:val="left"/>
+              <w:pBdr>
+                <w:bottom w:val="none" w:sz="0" w:space="0" w:color="000000"/>
+                <w:top w:val="none" w:sz="0" w:space="0" w:color="000000"/>
+                <w:left w:val="none" w:sz="0" w:space="0" w:color="000000"/>
+                <w:right w:val="none" w:sz="0" w:space="0" w:color="000000"/>
+              </w:pBdr>
+              <w:spacing w:after="100" w:before="100" w:line="240"/>
+              <w:ind w:left="100" w:right="100" w:firstLine="0" w:firstLineChars="0"/>
+              <w:rPr>
+                <w:rFonts w:ascii="Arial" w:hAnsi="Arial" w:eastAsia="Arial" w:cs="Arial"/>
+                <w:i w:val="false"/>
+                <w:b w:val="false"/>
+                <w:u w:val="none"/>
+                <w:strike w:val="false"/>
+                <w:sz w:val="20"/>
+                <w:szCs w:val="20"/>
+                <w:color w:val="000000"/>
+              </w:rPr>
+            </w:pPr>
+            <w:r>
+              <w:rPr>
+                <w:rFonts w:ascii="Arial" w:hAnsi="Arial" w:eastAsia="Arial" w:cs="Arial"/>
+                <w:i w:val="false"/>
+                <w:b w:val="false"/>
+                <w:u w:val="none"/>
+                <w:strike w:val="false"/>
+                <w:sz w:val="20"/>
+                <w:szCs w:val="20"/>
+                <w:color w:val="000000"/>
+              </w:rPr>
+              <w:t xml:space="preserve"/>
+            </w:r>
+          </w:p>
+        </w:tc>
+        <w:tc>
+          <w:tcPr>
+            <w:tcBorders>
+              <w:bottom w:val="none" w:sz="0" w:space="0" w:color="000000"/>
+              <w:top w:val="none" w:sz="0" w:space="0" w:color="000000"/>
+              <w:left w:val="none" w:sz="0" w:space="0" w:color="000000"/>
+              <w:right w:val="none" w:sz="0" w:space="0" w:color="000000"/>
+            </w:tcBorders>
+            <w:shd w:val="clear" w:color="auto" w:fill="FFFFFF"/>
+            <w:tcMar>
+              <w:top w:w="0" w:type="dxa"/>
+              <w:bottom w:w="0" w:type="dxa"/>
+              <w:left w:w="0" w:type="dxa"/>
+              <w:right w:w="0" w:type="dxa"/>
+            </w:tcMar>
+            <w:vAlign w:val="center"/>
+          </w:tcPr>
+          <w:p>
+            <w:pPr>
+              <w:pStyle w:val="Normal"/>
+              <w:jc w:val="left"/>
+              <w:pBdr>
+                <w:bottom w:val="none" w:sz="0" w:space="0" w:color="000000"/>
+                <w:top w:val="none" w:sz="0" w:space="0" w:color="000000"/>
+                <w:left w:val="none" w:sz="0" w:space="0" w:color="000000"/>
+                <w:right w:val="none" w:sz="0" w:space="0" w:color="000000"/>
+              </w:pBdr>
+              <w:spacing w:after="100" w:before="100" w:line="240"/>
+              <w:ind w:left="100" w:right="100" w:firstLine="0" w:firstLineChars="0"/>
+              <w:rPr>
+                <w:rFonts w:ascii="Arial" w:hAnsi="Arial" w:eastAsia="Arial" w:cs="Arial"/>
+                <w:i w:val="false"/>
+                <w:b w:val="false"/>
+                <w:u w:val="none"/>
+                <w:strike w:val="false"/>
+                <w:sz w:val="20"/>
+                <w:szCs w:val="20"/>
+                <w:color w:val="000000"/>
+              </w:rPr>
+            </w:pPr>
+            <w:r>
+              <w:rPr>
+                <w:rFonts w:ascii="Arial" w:hAnsi="Arial" w:eastAsia="Arial" w:cs="Arial"/>
+                <w:i w:val="false"/>
+                <w:b w:val="false"/>
+                <w:u w:val="none"/>
+                <w:strike w:val="false"/>
+                <w:sz w:val="20"/>
+                <w:szCs w:val="20"/>
+                <w:color w:val="000000"/>
+              </w:rPr>
+              <w:t xml:space="preserve"/>
+            </w:r>
+          </w:p>
+        </w:tc>
+        <w:tc>
+          <w:tcPr>
+            <w:tcBorders>
+              <w:bottom w:val="none" w:sz="0" w:space="0" w:color="000000"/>
+              <w:top w:val="none" w:sz="0" w:space="0" w:color="000000"/>
+              <w:left w:val="none" w:sz="0" w:space="0" w:color="000000"/>
+              <w:right w:val="none" w:sz="0" w:space="0" w:color="000000"/>
+            </w:tcBorders>
+            <w:shd w:val="clear" w:color="auto" w:fill="FFFFFF"/>
+            <w:tcMar>
+              <w:top w:w="0" w:type="dxa"/>
+              <w:bottom w:w="0" w:type="dxa"/>
+              <w:left w:w="0" w:type="dxa"/>
+              <w:right w:w="0" w:type="dxa"/>
+            </w:tcMar>
+            <w:vAlign w:val="center"/>
+          </w:tcPr>
+          <w:p>
+            <w:pPr>
+              <w:pStyle w:val="Normal"/>
+              <w:jc w:val="left"/>
+              <w:pBdr>
+                <w:bottom w:val="none" w:sz="0" w:space="0" w:color="000000"/>
+                <w:top w:val="none" w:sz="0" w:space="0" w:color="000000"/>
+                <w:left w:val="none" w:sz="0" w:space="0" w:color="000000"/>
+                <w:right w:val="none" w:sz="0" w:space="0" w:color="000000"/>
+              </w:pBdr>
+              <w:spacing w:after="100" w:before="100" w:line="240"/>
+              <w:ind w:left="100" w:right="100" w:firstLine="0" w:firstLineChars="0"/>
+              <w:rPr>
+                <w:rFonts w:ascii="Arial" w:hAnsi="Arial" w:eastAsia="Arial" w:cs="Arial"/>
+                <w:i w:val="false"/>
+                <w:b w:val="false"/>
+                <w:u w:val="none"/>
+                <w:strike w:val="false"/>
+                <w:sz w:val="20"/>
+                <w:szCs w:val="20"/>
+                <w:color w:val="000000"/>
+              </w:rPr>
+            </w:pPr>
+            <w:r>
+              <w:rPr>
+                <w:rFonts w:ascii="Arial" w:hAnsi="Arial" w:eastAsia="Arial" w:cs="Arial"/>
+                <w:i w:val="false"/>
+                <w:b w:val="false"/>
+                <w:u w:val="none"/>
+                <w:strike w:val="false"/>
+                <w:sz w:val="20"/>
+                <w:szCs w:val="20"/>
+                <w:color w:val="000000"/>
+              </w:rPr>
+              <w:t xml:space="preserve"/>
+            </w:r>
+          </w:p>
+        </w:tc>
+      </w:tr>
+      <w:tr>
+        <w:trPr>
+          <w:trHeight w:val="360" w:hRule="auto"/>
+        </w:trPr>
+        body8
+        <w:tc>
+          <w:tcPr>
+            <w:vMerge/>
+            <w:tcBorders>
+              <w:bottom w:val="none" w:sz="0" w:space="0" w:color="000000"/>
+              <w:top w:val="none" w:sz="0" w:space="0" w:color="000000"/>
+              <w:left w:val="none" w:sz="0" w:space="0" w:color="000000"/>
+              <w:right w:val="none" w:sz="0" w:space="0" w:color="000000"/>
+            </w:tcBorders>
+            <w:shd w:val="clear" w:color="auto" w:fill="FFFFFF"/>
+            <w:tcMar>
+              <w:top w:w="0" w:type="dxa"/>
+              <w:bottom w:w="0" w:type="dxa"/>
+              <w:left w:w="0" w:type="dxa"/>
+              <w:right w:w="0" w:type="dxa"/>
+            </w:tcMar>
+            <w:vAlign w:val="center"/>
+          </w:tcPr>
+          <w:p>
+            <w:pPr>
+              <w:pStyle w:val="Normal"/>
+              <w:jc w:val="left"/>
+              <w:pBdr>
+                <w:bottom w:val="none" w:sz="0" w:space="0" w:color="000000"/>
+                <w:top w:val="none" w:sz="0" w:space="0" w:color="000000"/>
+                <w:left w:val="none" w:sz="0" w:space="0" w:color="000000"/>
+                <w:right w:val="none" w:sz="0" w:space="0" w:color="000000"/>
+              </w:pBdr>
+              <w:spacing w:after="100" w:before="100" w:line="240"/>
+              <w:ind w:left="100" w:right="100" w:firstLine="0" w:firstLineChars="0"/>
+              <w:rPr>
+                <w:rFonts w:ascii="Arial" w:hAnsi="Arial" w:eastAsia="Arial" w:cs="Arial"/>
+                <w:i w:val="false"/>
+                <w:b w:val="false"/>
+                <w:u w:val="none"/>
+                <w:strike w:val="false"/>
+                <w:sz w:val="20"/>
+                <w:szCs w:val="20"/>
+                <w:color w:val="000000"/>
+              </w:rPr>
+            </w:pPr>
+          </w:p>
+        </w:tc>
+        <w:tc>
+          <w:tcPr>
+            <w:tcBorders>
+              <w:bottom w:val="none" w:sz="0" w:space="0" w:color="000000"/>
+              <w:top w:val="none" w:sz="0" w:space="0" w:color="000000"/>
+              <w:left w:val="none" w:sz="0" w:space="0" w:color="000000"/>
+              <w:right w:val="none" w:sz="0" w:space="0" w:color="000000"/>
+            </w:tcBorders>
+            <w:shd w:val="clear" w:color="auto" w:fill="FFFFFF"/>
+            <w:tcMar>
+              <w:top w:w="0" w:type="dxa"/>
+              <w:bottom w:w="0" w:type="dxa"/>
+              <w:left w:w="0" w:type="dxa"/>
+              <w:right w:w="0" w:type="dxa"/>
+            </w:tcMar>
+            <w:vAlign w:val="center"/>
+          </w:tcPr>
+          <w:p>
+            <w:pPr>
+              <w:pStyle w:val="Normal"/>
+              <w:jc w:val="left"/>
+              <w:pBdr>
+                <w:bottom w:val="none" w:sz="0" w:space="0" w:color="000000"/>
+                <w:top w:val="none" w:sz="0" w:space="0" w:color="000000"/>
+                <w:left w:val="none" w:sz="0" w:space="0" w:color="000000"/>
+                <w:right w:val="none" w:sz="0" w:space="0" w:color="000000"/>
+              </w:pBdr>
+              <w:spacing w:after="100" w:before="100" w:line="240"/>
+              <w:ind w:left="100" w:right="100" w:firstLine="0" w:firstLineChars="0"/>
+              <w:rPr>
+                <w:rFonts w:ascii="Arial" w:hAnsi="Arial" w:eastAsia="Arial" w:cs="Arial"/>
+                <w:i w:val="false"/>
+                <w:b w:val="false"/>
+                <w:u w:val="none"/>
+                <w:strike w:val="false"/>
+                <w:sz w:val="20"/>
+                <w:szCs w:val="20"/>
+                <w:color w:val="000000"/>
+              </w:rPr>
+            </w:pPr>
+            <w:r>
+              <w:rPr>
+                <w:rFonts w:ascii="Arial" w:hAnsi="Arial" w:eastAsia="Arial" w:cs="Arial"/>
+                <w:i w:val="false"/>
+                <w:b w:val="false"/>
+                <w:u w:val="none"/>
+                <w:strike w:val="false"/>
+                <w:sz w:val="20"/>
+                <w:szCs w:val="20"/>
+                <w:color w:val="000000"/>
+              </w:rPr>
+              <w:t xml:space="preserve">EnvironDist</w:t>
+            </w:r>
+          </w:p>
+        </w:tc>
+        <w:tc>
+          <w:tcPr>
+            <w:tcBorders>
+              <w:bottom w:val="none" w:sz="0" w:space="0" w:color="000000"/>
+              <w:top w:val="none" w:sz="0" w:space="0" w:color="000000"/>
+              <w:left w:val="none" w:sz="0" w:space="0" w:color="000000"/>
+              <w:right w:val="none" w:sz="0" w:space="0" w:color="000000"/>
+            </w:tcBorders>
+            <w:shd w:val="clear" w:color="auto" w:fill="FFFFFF"/>
+            <w:tcMar>
+              <w:top w:w="0" w:type="dxa"/>
+              <w:bottom w:w="0" w:type="dxa"/>
+              <w:left w:w="0" w:type="dxa"/>
+              <w:right w:w="0" w:type="dxa"/>
+            </w:tcMar>
+            <w:vAlign w:val="center"/>
+          </w:tcPr>
+          <w:p>
+            <w:pPr>
+              <w:pStyle w:val="Normal"/>
+              <w:jc w:val="left"/>
+              <w:pBdr>
+                <w:bottom w:val="none" w:sz="0" w:space="0" w:color="000000"/>
+                <w:top w:val="none" w:sz="0" w:space="0" w:color="000000"/>
+                <w:left w:val="none" w:sz="0" w:space="0" w:color="000000"/>
+                <w:right w:val="none" w:sz="0" w:space="0" w:color="000000"/>
+              </w:pBdr>
+              <w:spacing w:after="100" w:before="100" w:line="240"/>
+              <w:ind w:left="100" w:right="100" w:firstLine="0" w:firstLineChars="0"/>
+              <w:rPr>
+                <w:rFonts w:ascii="Arial" w:hAnsi="Arial" w:eastAsia="Arial" w:cs="Arial"/>
+                <w:i w:val="false"/>
+                <w:b w:val="false"/>
+                <w:u w:val="none"/>
+                <w:strike w:val="false"/>
+                <w:sz w:val="20"/>
+                <w:szCs w:val="20"/>
+                <w:color w:val="000000"/>
+              </w:rPr>
+            </w:pPr>
+            <w:r>
+              <w:rPr>
+                <w:rFonts w:ascii="Arial" w:hAnsi="Arial" w:eastAsia="Arial" w:cs="Arial"/>
+                <w:i w:val="false"/>
+                <w:b w:val="false"/>
+                <w:u w:val="none"/>
+                <w:strike w:val="false"/>
+                <w:sz w:val="20"/>
+                <w:szCs w:val="20"/>
+                <w:color w:val="000000"/>
+              </w:rPr>
+              <w:t xml:space="preserve">0.076</w:t>
+            </w:r>
+          </w:p>
+        </w:tc>
+        <w:tc>
+          <w:tcPr>
+            <w:tcBorders>
+              <w:bottom w:val="none" w:sz="0" w:space="0" w:color="000000"/>
+              <w:top w:val="none" w:sz="0" w:space="0" w:color="000000"/>
+              <w:left w:val="none" w:sz="0" w:space="0" w:color="000000"/>
+              <w:right w:val="none" w:sz="0" w:space="0" w:color="000000"/>
+            </w:tcBorders>
+            <w:shd w:val="clear" w:color="auto" w:fill="FFFFFF"/>
+            <w:tcMar>
+              <w:top w:w="0" w:type="dxa"/>
+              <w:bottom w:w="0" w:type="dxa"/>
+              <w:left w:w="0" w:type="dxa"/>
+              <w:right w:w="0" w:type="dxa"/>
+            </w:tcMar>
+            <w:vAlign w:val="center"/>
+          </w:tcPr>
+          <w:p>
+            <w:pPr>
+              <w:pStyle w:val="Normal"/>
+              <w:jc w:val="left"/>
+              <w:pBdr>
+                <w:bottom w:val="none" w:sz="0" w:space="0" w:color="000000"/>
+                <w:top w:val="none" w:sz="0" w:space="0" w:color="000000"/>
+                <w:left w:val="none" w:sz="0" w:space="0" w:color="000000"/>
+                <w:right w:val="none" w:sz="0" w:space="0" w:color="000000"/>
+              </w:pBdr>
+              <w:spacing w:after="100" w:before="100" w:line="240"/>
+              <w:ind w:left="100" w:right="100" w:firstLine="0" w:firstLineChars="0"/>
+              <w:rPr>
+                <w:rFonts w:ascii="Arial" w:hAnsi="Arial" w:eastAsia="Arial" w:cs="Arial"/>
+                <w:i w:val="false"/>
+                <w:b w:val="false"/>
+                <w:u w:val="none"/>
+                <w:strike w:val="false"/>
+                <w:sz w:val="20"/>
+                <w:szCs w:val="20"/>
+                <w:color w:val="000000"/>
+              </w:rPr>
+            </w:pPr>
+            <w:r>
+              <w:rPr>
+                <w:rFonts w:ascii="Arial" w:hAnsi="Arial" w:eastAsia="Arial" w:cs="Arial"/>
+                <w:i w:val="false"/>
+                <w:b w:val="false"/>
+                <w:u w:val="none"/>
+                <w:strike w:val="false"/>
+                <w:sz w:val="20"/>
+                <w:szCs w:val="20"/>
+                <w:color w:val="000000"/>
+              </w:rPr>
+              <w:t xml:space="preserve">2.117</w:t>
+            </w:r>
+          </w:p>
+        </w:tc>
+        <w:tc>
+          <w:tcPr>
+            <w:tcBorders>
+              <w:bottom w:val="none" w:sz="0" w:space="0" w:color="000000"/>
+              <w:top w:val="none" w:sz="0" w:space="0" w:color="000000"/>
+              <w:left w:val="none" w:sz="0" w:space="0" w:color="000000"/>
+              <w:right w:val="none" w:sz="0" w:space="0" w:color="000000"/>
+            </w:tcBorders>
+            <w:shd w:val="clear" w:color="auto" w:fill="FFFFFF"/>
+            <w:tcMar>
+              <w:top w:w="0" w:type="dxa"/>
+              <w:bottom w:w="0" w:type="dxa"/>
+              <w:left w:w="0" w:type="dxa"/>
+              <w:right w:w="0" w:type="dxa"/>
+            </w:tcMar>
+            <w:vAlign w:val="center"/>
+          </w:tcPr>
+          <w:p>
+            <w:pPr>
+              <w:pStyle w:val="Normal"/>
+              <w:jc w:val="left"/>
+              <w:pBdr>
+                <w:bottom w:val="none" w:sz="0" w:space="0" w:color="000000"/>
+                <w:top w:val="none" w:sz="0" w:space="0" w:color="000000"/>
+                <w:left w:val="none" w:sz="0" w:space="0" w:color="000000"/>
+                <w:right w:val="none" w:sz="0" w:space="0" w:color="000000"/>
+              </w:pBdr>
+              <w:spacing w:after="100" w:before="100" w:line="240"/>
+              <w:ind w:left="100" w:right="100" w:firstLine="0" w:firstLineChars="0"/>
+              <w:rPr>
+                <w:rFonts w:ascii="Arial" w:hAnsi="Arial" w:eastAsia="Arial" w:cs="Arial"/>
+                <w:i w:val="false"/>
+                <w:b w:val="false"/>
+                <w:u w:val="none"/>
+                <w:strike w:val="false"/>
+                <w:sz w:val="20"/>
+                <w:szCs w:val="20"/>
+                <w:color w:val="000000"/>
+              </w:rPr>
+            </w:pPr>
+            <w:r>
+              <w:rPr>
+                <w:rFonts w:ascii="Arial" w:hAnsi="Arial" w:eastAsia="Arial" w:cs="Arial"/>
+                <w:i w:val="false"/>
+                <w:b w:val="false"/>
+                <w:u w:val="none"/>
+                <w:strike w:val="false"/>
+                <w:sz w:val="20"/>
+                <w:szCs w:val="20"/>
+                <w:color w:val="000000"/>
+              </w:rPr>
+              <w:t xml:space="preserve">0.001**</w:t>
+            </w:r>
+          </w:p>
+        </w:tc>
+        <w:tc>
+          <w:tcPr>
+            <w:tcBorders>
+              <w:bottom w:val="none" w:sz="0" w:space="0" w:color="000000"/>
+              <w:top w:val="none" w:sz="0" w:space="0" w:color="000000"/>
+              <w:left w:val="none" w:sz="0" w:space="0" w:color="000000"/>
+              <w:right w:val="none" w:sz="0" w:space="0" w:color="000000"/>
+            </w:tcBorders>
+            <w:shd w:val="clear" w:color="auto" w:fill="FFFFFF"/>
+            <w:tcMar>
+              <w:top w:w="0" w:type="dxa"/>
+              <w:bottom w:w="0" w:type="dxa"/>
+              <w:left w:w="0" w:type="dxa"/>
+              <w:right w:w="0" w:type="dxa"/>
+            </w:tcMar>
+            <w:vAlign w:val="center"/>
+          </w:tcPr>
+          <w:p>
+            <w:pPr>
+              <w:pStyle w:val="Normal"/>
+              <w:jc w:val="left"/>
+              <w:pBdr>
+                <w:bottom w:val="none" w:sz="0" w:space="0" w:color="000000"/>
+                <w:top w:val="none" w:sz="0" w:space="0" w:color="000000"/>
+                <w:left w:val="none" w:sz="0" w:space="0" w:color="000000"/>
+                <w:right w:val="none" w:sz="0" w:space="0" w:color="000000"/>
+              </w:pBdr>
+              <w:spacing w:after="100" w:before="100" w:line="240"/>
+              <w:ind w:left="100" w:right="100" w:firstLine="0" w:firstLineChars="0"/>
+              <w:rPr>
+                <w:rFonts w:ascii="Arial" w:hAnsi="Arial" w:eastAsia="Arial" w:cs="Arial"/>
+                <w:i w:val="false"/>
+                <w:b w:val="false"/>
+                <w:u w:val="none"/>
+                <w:strike w:val="false"/>
+                <w:sz w:val="20"/>
+                <w:szCs w:val="20"/>
+                <w:color w:val="000000"/>
+              </w:rPr>
+            </w:pPr>
+            <w:r>
+              <w:rPr>
+                <w:rFonts w:ascii="Arial" w:hAnsi="Arial" w:eastAsia="Arial" w:cs="Arial"/>
+                <w:i w:val="false"/>
+                <w:b w:val="false"/>
+                <w:u w:val="none"/>
+                <w:strike w:val="false"/>
+                <w:sz w:val="20"/>
+                <w:szCs w:val="20"/>
+                <w:color w:val="000000"/>
+              </w:rPr>
+              <w:t xml:space="preserve"/>
+            </w:r>
+          </w:p>
+        </w:tc>
+        <w:tc>
+          <w:tcPr>
+            <w:tcBorders>
+              <w:bottom w:val="none" w:sz="0" w:space="0" w:color="000000"/>
+              <w:top w:val="none" w:sz="0" w:space="0" w:color="000000"/>
+              <w:left w:val="none" w:sz="0" w:space="0" w:color="000000"/>
+              <w:right w:val="none" w:sz="0" w:space="0" w:color="000000"/>
+            </w:tcBorders>
+            <w:shd w:val="clear" w:color="auto" w:fill="FFFFFF"/>
+            <w:tcMar>
+              <w:top w:w="0" w:type="dxa"/>
+              <w:bottom w:w="0" w:type="dxa"/>
+              <w:left w:w="0" w:type="dxa"/>
+              <w:right w:w="0" w:type="dxa"/>
+            </w:tcMar>
+            <w:vAlign w:val="center"/>
+          </w:tcPr>
+          <w:p>
+            <w:pPr>
+              <w:pStyle w:val="Normal"/>
+              <w:jc w:val="left"/>
+              <w:pBdr>
+                <w:bottom w:val="none" w:sz="0" w:space="0" w:color="000000"/>
+                <w:top w:val="none" w:sz="0" w:space="0" w:color="000000"/>
+                <w:left w:val="none" w:sz="0" w:space="0" w:color="000000"/>
+                <w:right w:val="none" w:sz="0" w:space="0" w:color="000000"/>
+              </w:pBdr>
+              <w:spacing w:after="100" w:before="100" w:line="240"/>
+              <w:ind w:left="100" w:right="100" w:firstLine="0" w:firstLineChars="0"/>
+              <w:rPr>
+                <w:rFonts w:ascii="Arial" w:hAnsi="Arial" w:eastAsia="Arial" w:cs="Arial"/>
+                <w:i w:val="false"/>
+                <w:b w:val="false"/>
+                <w:u w:val="none"/>
+                <w:strike w:val="false"/>
+                <w:sz w:val="20"/>
+                <w:szCs w:val="20"/>
+                <w:color w:val="000000"/>
+              </w:rPr>
+            </w:pPr>
+            <w:r>
+              <w:rPr>
+                <w:rFonts w:ascii="Arial" w:hAnsi="Arial" w:eastAsia="Arial" w:cs="Arial"/>
+                <w:i w:val="false"/>
+                <w:b w:val="false"/>
+                <w:u w:val="none"/>
+                <w:strike w:val="false"/>
+                <w:sz w:val="20"/>
+                <w:szCs w:val="20"/>
+                <w:color w:val="000000"/>
+              </w:rPr>
+              <w:t xml:space="preserve"/>
+            </w:r>
+          </w:p>
+        </w:tc>
+        <w:tc>
+          <w:tcPr>
+            <w:tcBorders>
+              <w:bottom w:val="none" w:sz="0" w:space="0" w:color="000000"/>
+              <w:top w:val="none" w:sz="0" w:space="0" w:color="000000"/>
+              <w:left w:val="none" w:sz="0" w:space="0" w:color="000000"/>
+              <w:right w:val="none" w:sz="0" w:space="0" w:color="000000"/>
+            </w:tcBorders>
+            <w:shd w:val="clear" w:color="auto" w:fill="FFFFFF"/>
+            <w:tcMar>
+              <w:top w:w="0" w:type="dxa"/>
+              <w:bottom w:w="0" w:type="dxa"/>
+              <w:left w:w="0" w:type="dxa"/>
+              <w:right w:w="0" w:type="dxa"/>
+            </w:tcMar>
+            <w:vAlign w:val="center"/>
+          </w:tcPr>
+          <w:p>
+            <w:pPr>
+              <w:pStyle w:val="Normal"/>
+              <w:jc w:val="left"/>
+              <w:pBdr>
+                <w:bottom w:val="none" w:sz="0" w:space="0" w:color="000000"/>
+                <w:top w:val="none" w:sz="0" w:space="0" w:color="000000"/>
+                <w:left w:val="none" w:sz="0" w:space="0" w:color="000000"/>
+                <w:right w:val="none" w:sz="0" w:space="0" w:color="000000"/>
+              </w:pBdr>
+              <w:spacing w:after="100" w:before="100" w:line="240"/>
+              <w:ind w:left="100" w:right="100" w:firstLine="0" w:firstLineChars="0"/>
+              <w:rPr>
+                <w:rFonts w:ascii="Arial" w:hAnsi="Arial" w:eastAsia="Arial" w:cs="Arial"/>
+                <w:i w:val="false"/>
+                <w:b w:val="false"/>
+                <w:u w:val="none"/>
+                <w:strike w:val="false"/>
+                <w:sz w:val="20"/>
+                <w:szCs w:val="20"/>
+                <w:color w:val="000000"/>
+              </w:rPr>
+            </w:pPr>
+            <w:r>
+              <w:rPr>
+                <w:rFonts w:ascii="Arial" w:hAnsi="Arial" w:eastAsia="Arial" w:cs="Arial"/>
+                <w:i w:val="false"/>
+                <w:b w:val="false"/>
+                <w:u w:val="none"/>
+                <w:strike w:val="false"/>
+                <w:sz w:val="20"/>
+                <w:szCs w:val="20"/>
+                <w:color w:val="000000"/>
+              </w:rPr>
+              <w:t xml:space="preserve"/>
+            </w:r>
+          </w:p>
+        </w:tc>
+      </w:tr>
+      <w:tr>
+        <w:trPr>
+          <w:trHeight w:val="360" w:hRule="auto"/>
+        </w:trPr>
+        body9
+        <w:tc>
+          <w:tcPr>
+            <w:vMerge/>
+            <w:tcBorders>
               <w:bottom w:val="single" w:sz="12" w:space="0" w:color="666666"/>
               <w:top w:val="none" w:sz="0" w:space="0" w:color="000000"/>
               <w:left w:val="none" w:sz="0" w:space="0" w:color="000000"/>
@@ -2124,7 +4299,7 @@
                 <w:szCs w:val="20"/>
                 <w:color w:val="000000"/>
               </w:rPr>
-              <w:t xml:space="preserve">34.4</w:t>
+              <w:t xml:space="preserve">4.5</w:t>
             </w:r>
           </w:p>
         </w:tc>
@@ -2179,7 +4354,7 @@
                 <w:szCs w:val="20"/>
                 <w:color w:val="000000"/>
               </w:rPr>
-              <w:t xml:space="preserve">0.089 ns</w:t>
+              <w:t xml:space="preserve">0.001**</w:t>
             </w:r>
           </w:p>
         </w:tc>
@@ -2234,7 +4409,7 @@
                 <w:szCs w:val="20"/>
                 <w:color w:val="000000"/>
               </w:rPr>
-              <w:t xml:space="preserve">0.081</w:t>
+              <w:t xml:space="preserve">0.006</w:t>
             </w:r>
           </w:p>
         </w:tc>
